--- a/研究报告/初稿/国网徐州公司徐州地区分布式新能源高渗透率地区110kV电网容载比弹性指标优化研究-研究报告第一至第三章初稿.docx
+++ b/研究报告/初稿/国网徐州公司徐州地区分布式新能源高渗透率地区110kV电网容载比弹性指标优化研究-研究报告第一至第三章初稿.docx
@@ -63,7 +63,7 @@
           <w:b/>
           <w:sz w:val="32"/>
         </w:rPr>
-        <w:t>2026年8月</w:t>
+        <w:t>2026年9月</w:t>
       </w:r>
     </w:p>
     <w:p>
@@ -338,7 +338,7 @@
           <w:b w:val="0"/>
           <w:sz w:val="28"/>
         </w:rPr>
-        <w:t>11</w:t>
+        <w:t>12</w:t>
       </w:r>
       <w:r>
         <w:fldChar w:fldCharType="end"/>
@@ -381,7 +381,7 @@
           <w:b w:val="0"/>
           <w:sz w:val="28"/>
         </w:rPr>
-        <w:t>11</w:t>
+        <w:t>12</w:t>
       </w:r>
       <w:r>
         <w:fldChar w:fldCharType="end"/>
@@ -424,7 +424,7 @@
           <w:b w:val="0"/>
           <w:sz w:val="28"/>
         </w:rPr>
-        <w:t>19</w:t>
+        <w:t>20</w:t>
       </w:r>
       <w:r>
         <w:fldChar w:fldCharType="end"/>
@@ -467,7 +467,7 @@
           <w:b w:val="0"/>
           <w:sz w:val="28"/>
         </w:rPr>
-        <w:t>26</w:t>
+        <w:t>27</w:t>
       </w:r>
       <w:r>
         <w:fldChar w:fldCharType="end"/>
@@ -510,7 +510,7 @@
           <w:b w:val="0"/>
           <w:sz w:val="28"/>
         </w:rPr>
-        <w:t>26</w:t>
+        <w:t>27</w:t>
       </w:r>
       <w:r>
         <w:fldChar w:fldCharType="end"/>
@@ -553,7 +553,7 @@
           <w:b w:val="0"/>
           <w:sz w:val="28"/>
         </w:rPr>
-        <w:t>31</w:t>
+        <w:t>32</w:t>
       </w:r>
       <w:r>
         <w:fldChar w:fldCharType="end"/>
@@ -596,7 +596,7 @@
           <w:b w:val="0"/>
           <w:sz w:val="28"/>
         </w:rPr>
-        <w:t>35</w:t>
+        <w:t>36</w:t>
       </w:r>
       <w:r>
         <w:fldChar w:fldCharType="end"/>
@@ -639,7 +639,7 @@
           <w:b w:val="0"/>
           <w:sz w:val="28"/>
         </w:rPr>
-        <w:t>38</w:t>
+        <w:t>39</w:t>
       </w:r>
       <w:r>
         <w:fldChar w:fldCharType="end"/>
@@ -682,7 +682,7 @@
           <w:b w:val="0"/>
           <w:sz w:val="28"/>
         </w:rPr>
-        <w:t>42</w:t>
+        <w:t>43</w:t>
       </w:r>
       <w:r>
         <w:fldChar w:fldCharType="end"/>
@@ -761,7 +761,7 @@
           <w:b w:val="0"/>
           <w:sz w:val="28"/>
         </w:rPr>
-        <w:t>江苏省用能密度较高、分布式光伏发展较快，各地区产业结构、城乡负荷形态和新能源资源条件存在明显差异。徐州地处江苏北部，县域面积较大，工业、农业和城乡居民负荷并存，分布式光伏接入在空间上呈现一定的集聚特征。部分县域或高压供电分区已出现午间净负荷明显下降、局部时段反向送电增加、正反向功率快速转换等现象。与传统单向供电模式相比，这类运行形态不再由单一负荷高峰决定：在负荷集中增长时段，主变仍需承担由上级电网向负荷侧供电的正向功率；在光伏出力较大而本地用电需求较低的时段，分布式电源可能经主变向上级电网反送；在天气变化或光伏出力爬坡、回落时段，主变潮流方向及负载水平还可能在较短时间内发生变化。</w:t>
+        <w:t>江苏省用能密度较高、分布式光伏发展较快，各地区产业结构、城乡负荷形态和新能源资源条件并不相同。徐州地处江苏北部，县域面积较大，工业、农业和城乡居民负荷并存，分布式光伏接入在空间上呈现一定的集聚特征。部分县域或高压供电分区已出现午间净负荷下降、局部时段反向送电增加、正反向功率快速转换等现象。与传统单向供电模式相比，这类运行形态不再由单一负荷高峰决定：在负荷集中增长时段，主变仍需承担由上级电网向负荷侧供电的正向功率；在光伏出力较大而本地用电需求较低的时段，分布式电源可能经主变向上级电网反送；在天气变化或光伏出力爬坡、回落时段，主变潮流方向及负载水平还可能在较短时间内发生变化。</w:t>
       </w:r>
     </w:p>
     <w:p>
@@ -821,7 +821,7 @@
           <w:b w:val="0"/>
           <w:sz w:val="28"/>
         </w:rPr>
-        <w:t>不同规划措施的作用机理和成本发生方式也不相同。主变扩建、替换或减容改变的是离散设备容量；网架加强主要改善站间转供和网络压力；储能通过受约束的充放电改变局部时序功率；运行方式调整和局部联络措施则改变功率分布。若只比较一次建设投资，难以反映措施投运年份、设备使用年限和多年在役状态对经济性的影响。为保证不同路径可比，本研究以 2021 年实际状态为共同基准，将 2021 年既有资产视为共同沉没成本，统一按 2025 年价格评价 2022—2025 年新增措施，并以“累计年化成本”作为单目标经济指标，即计算决策期内累计在役等效年成本。这一处理能够把“何时建设、建设何种离散容量、在役多少年”纳入同一比较口径，也避免将缺少依据的损耗、残值或未知实际成本写入结果。</w:t>
+        <w:t>不同规划措施的作用机理和成本发生方式也不相同。主变扩建、替换或减容改变的是离散设备容量；网架加强主要改善站间转供和网络压力；储能通过受约束的充放电改变局部时序功率；运行方式调整和局部联络措施则改变功率分布。若只比较一次建设投资，难以反映措施投运年份、设备使用年限和多年在役状态对经济性的影响。为保证不同方案可比，本研究以 2021 年实际状态为共同基准，将 2021 年既有资产视为共同沉没成本，统一按 2025 年价格评价 2022—2025 年新增措施，并以“累计年化成本”作为单目标经济指标，即计算决策期内累计在役等效年成本。这一处理能够把“何时建设、建设何种离散容量、在役多少年”纳入同一比较口径，也避免将缺少依据的损耗、残值或未知实际成本写入结果。</w:t>
       </w:r>
     </w:p>
     <w:p>
@@ -836,7 +836,7 @@
           <w:b w:val="0"/>
           <w:sz w:val="28"/>
         </w:rPr>
-        <w:t>本研究据此选取徐州典型地区 110 kV 电网作为主要对象，同时对 35 kV 电网分层分析。在统一物理约束、候选措施和成本口径下，报告比较实际发展事实、不限制容载比的成本优化和逐年控制容载比不超过 2.0 的严格优化。这里的“弹性”不放松供电安全、设备容量或电能质量要求，其含义是在物理红线内，根据片区源荷特征、正反向缺口、网络条件和经济代价，识别容载比控制的合理边界。</w:t>
+        <w:t>本研究据此选取徐州典型地区 110 kV 电网作为主要对象，同时对 35 kV 电网分层分析。在统一物理约束、候选措施和成本口径下，报告比较实际发展事实、不限制容载比的成本优化，以及以 2021 年实际在役资产为起点、在规划期新增容量上执行容载比控制的严格优化（仅作用于 110 kV 正式层）。2021 年既有容量作为存量资产保留，不因后续容载比要求反向改造；严格方案的控制对象是 2022—2025 年新增容量。这里的“弹性”不放松供电安全、设备容量或电能质量要求，其含义是在物理红线内，根据片区源荷特征、正反向缺口、网络条件和经济代价，识别容载比控制的合理边界。</w:t>
       </w:r>
     </w:p>
     <w:p>
@@ -851,7 +851,7 @@
           <w:b w:val="0"/>
           <w:sz w:val="28"/>
         </w:rPr>
-        <w:t>本研究将正式容载比的正向同步口径与设备级反向承载校核并列设置，避免正反向功率混用造成指标失真；年度总量锚点、设备范围、时序方向和质量标记也在同一数据链条中衔接。建立这两层基础后，再以共同基准比较不限制路径与严格路径，量化容载比控制要求增加的经济代价。研究结论可用于支撑徐州各片区的差异化规划，而不是给出脱离片区条件的统一取值。</w:t>
+        <w:t>本研究将正式容载比的正向同步口径与设备级反向承载校核并列设置，避免正反向功率混用造成指标失真；年度总量基准数据、设备范围、时序方向和质量标记也在同一数据链条中衔接。建立这两层基础后，再以统一口径比较弹性优化方案与严格优化方案，量化容载比控制要求增加的经济代价。研究结论可用于支撑徐州各片区的差异化规划，而不是给出脱离片区条件的统一取值。</w:t>
       </w:r>
     </w:p>
     <w:p>
@@ -898,7 +898,7 @@
           <w:b w:val="0"/>
           <w:sz w:val="28"/>
         </w:rPr>
-        <w:t>电压层级方面，110 kV 与 35 kV 分开建模、分开聚合、分开输出。110 kV 层形成八片区正式分析结果，35 kV 层形成对应的辅助分析结果。两类电压等级的变电容量、同步峰值、光伏容量和成本均不得跨电压相加。10 kV 网络不纳入主体模型的全县联络优化；仅在后续具备父级映射、同步转移量、候选完整性和独立审批条件时，才可将现有联络切分或新建联络线路作为局部案例回接优化路径。局部案例只能改变站间负荷分布，不能改变片区总功率或造成重复治理、重复计费。</w:t>
+        <w:t>电压层级方面，110 kV 与 35 kV 分开建模、分开聚合、分开输出。110 kV 层形成八片区正式分析结果，35 kV 层形成对应的辅助分析结果。两类电压等级的变电容量、同步峰值、光伏容量和成本均不得跨电压相加。10 kV 网络不纳入主体模型的全县联络优化；仅在后续具备父级映射、同步转移量、候选完整性和独立审批条件时，才可将现有联络切分或新建联络线路作为局部案例回接优化方案。局部案例只能改变站间负荷分布，不能改变片区总功率或造成重复治理、重复计费。</w:t>
       </w:r>
     </w:p>
     <w:p>
@@ -913,7 +913,7 @@
           <w:b w:val="0"/>
           <w:sz w:val="28"/>
         </w:rPr>
-        <w:t>时间范围方面，以 2021 年实际状态作为三条路径的共同基准，以 2022—2025 年作为决策期。2021 年既有资产不计入增量成本；2022—2025 年的扩建、减容、退役、替换、储能或其他已批准措施按照实际投运年份进入在役成本。年度历史状态以官方片区容量、同步正向峰值和容载比为总量锚点，不以 2025 年在役设备表按投运年份回溯的结果替代实际历史资产。逐时运行分析使用 2022—2025 年通过年度资产白名单、设备映射审批和质量门禁的数据。</w:t>
+        <w:t>时间范围方面，以 2021 年实际状态作为方案比较的共同基准，以 2022—2025 年作为决策期。2021 年既有资产不计入增量成本；本轮优化只采用当前实际资产候选集中已获数据支撑的扩建和储能措施，主政策模型不为满足 Rcap 生成减容或退役动作。年度历史状态以官方片区容量、同步正向峰值和容载比为总量基准数据，不以 2025 年在役设备表按投运年份回溯的结果替代实际历史资产；尚未闭合的实际设备动作不作成本量化。逐时运行分析只在年度在役设备清单、设备映射审批和数据质量校核均满足要求的范围内形成正式结论。</w:t>
       </w:r>
     </w:p>
     <w:p>
@@ -928,7 +928,7 @@
           <w:b w:val="0"/>
           <w:sz w:val="28"/>
         </w:rPr>
-        <w:t>指标范围方面，正式容载比仅采用同一电压等级的公用变压器总容量与该路径、该年度、同步、正向最大净负荷之比。源主变负荷按净负荷解释，不再次扣减现状光伏；各优化路径应根据自身干预后的净负荷重新计算正向峰值和容载比。反向峰值、反向持续时间和反向承载力单独统计，不把正向与反向峰值取大后称为正式容载比。设备级反向承载力依据设备运行方式计算，分列或单台主变与并列主变组分别采用相应校核规则。</w:t>
+        <w:t>指标范围方面，正式容载比仅采用同一电压等级的公用变压器总容量与该方案、该年度、同步、正向最大净负荷之比。源主变负荷按净负荷解释，不再次扣减现状光伏；各优化方案应根据自身干预后的净负荷重新计算正向峰值和容载比。反向峰值、反向持续时间和反向承载力单独统计，不把正向与反向峰值取大后称为正式容载比。设备级反向承载力依据设备运行方式计算，分列或单台主变与并列主变组分别采用相应校核规则。</w:t>
       </w:r>
     </w:p>
     <w:p>
@@ -943,7 +943,7 @@
           <w:b w:val="0"/>
           <w:sz w:val="28"/>
         </w:rPr>
-        <w:t>物理边界方面，措施触发依据为正向容量缺口、反向承载缺口、运行方式和网络压力，容载比大于 2.0 本身不自动触发扩建或储能。储能充电只能吸收本时段原本存在的反向功率，不得跨越零点制造正向峰值以降低容载比；储能放电只能服务本地正向负荷，不得形成反送或无约束套利。扩容、减容、退役和替换均从可追溯的离散候选中选择，减容后必须重新通过正向容量、反向承载、运行方式和网络压力检查。主体模型不设置弃光决策，物理不可行时明确标记为不可行。</w:t>
+        <w:t>物理边界方面，措施触发依据为正向容量缺口、反向承载缺口、运行方式和网络压力，容载比大于 2.0 本身不自动触发扩建或储能。储能充电只能吸收本时段原本存在的反向功率，不得跨越零点制造正向峰值以降低容载比；储能放电只能服务本地正向负荷，不得形成反送或无约束套利。扩建和储能均从可追溯的离散候选中选择，动作实施后必须重新通过正向容量、反向承载、运行方式和网络压力检查。主体模型不设置弃光决策，物理不可行时明确标记为不可行。</w:t>
       </w:r>
     </w:p>
     <w:p>
@@ -1656,7 +1656,7 @@
           <w:b w:val="0"/>
           <w:sz w:val="28"/>
         </w:rPr>
-        <w:t>第二，识别高渗透率地区主变多工况运行特征。通过年度锚点和逐时数据，分别分析正向供电、低负荷、反向送电及正反向转换工况，揭示源荷变化对同步正向峰值、正式容载比、反向功率和设备承载的不同作用，避免以单一峰值或单一指标概括复杂运行状态。</w:t>
+        <w:t>第二，识别高渗透率地区主变多工况运行特征。通过年度基准数据和逐时数据，分别分析正向供电、低负荷、反向送电及正反向转换工况，揭示源荷变化对同步正向峰值、正式容载比、反向功率和设备承载的不同作用，避免以单一峰值或单一指标概括复杂运行状态。</w:t>
       </w:r>
     </w:p>
     <w:p>
@@ -1671,7 +1671,7 @@
           <w:b w:val="0"/>
           <w:sz w:val="28"/>
         </w:rPr>
-        <w:t>第三，构建同基准的多年路径比较方法。研究设置 PATH_ACTUAL_2021_2025、PATH_OPT_CLR_UNBOUNDED 和 PATH_OPT_CLR_LE_2 三条正式路径。实际路径用于描述 2021—2025 年已发生的资产和运行事实，不参与最优排名；不限制容载比路径在物理约束、候选措施和成本边界内寻求累计年化成本最小；严格路径在相同条件下仅增加自 2022 年起逐年满足容载比不超过 2.0 的约束。通过两条优化路径的同基准比较，识别严格控制要求对应的增量成本。</w:t>
+        <w:t>第三，构建统一口径的多年方案比较方法。研究设置实际发展情况、弹性优化方案和严格优化方案三类正式方案。实际发展情况用于描述 2021—2025 年已发生的资产和运行事实，不参与最优排名；两条优化方案均从 2021 年实际在役资产起步，在物理约束、候选措施和成本边界内寻求累计年化成本最小。严格优化方案不追溯改造存量容量，自 2022 年起仅对 110 kV 规划期新增容量施加容载比不超过 2.0 的政策控制。两个方案在同一实际资产基线上表征不同规划规则的演进成本；容载比上限弹性扫描用于识别控制要求开始释放经济代价的阈值。以 2×P2021 构造的状态不进入正式规划基线。</w:t>
       </w:r>
     </w:p>
     <w:p>
@@ -1686,7 +1686,7 @@
           <w:b w:val="0"/>
           <w:sz w:val="28"/>
         </w:rPr>
-        <w:t>第四，形成差异化规划分析基础。在满足正向容量、反向承载、运行方式和网络压力等约束的前提下，综合年度运行轨迹、措施组合和敏感性分析结果，提炼不同片区的主要矛盾，形成容载比推荐区间及配套技术措施的证据基础。推荐区间不机械取若干年度独立最优值的最小值和最大值，而应来自不限制路径的成本最小可行结果及其经验证的敏感性结果。</w:t>
+        <w:t>第四，形成差异化规划分析基础。在满足正向容量、反向承载、运行方式和网络压力等约束的前提下，综合年度运行轨迹、措施组合和敏感性分析结果，提炼不同片区的主要矛盾，形成容载比推荐区间及配套技术措施的证据基础。推荐区间不机械取若干年度独立最优值的最小值和最大值，而应来自弹性优化方案的成本最小可行结果、容载比上限弹性扫描前沿近优带及其经验证的敏感性结果。</w:t>
       </w:r>
     </w:p>
     <w:p>
@@ -1733,7 +1733,7 @@
           <w:b w:val="0"/>
           <w:sz w:val="28"/>
         </w:rPr>
-        <w:t>本研究综合采用规范分析、数据标准化、时序统计、物理约束校核、多年度路径优化和工程经济评价等方法。各方法并非相互独立，而是围绕“数据可追溯—指标可解释—约束可验证—成本可比较”逐层衔接。</w:t>
+        <w:t>本研究综合采用规范分析、数据标准化、时序统计、物理约束校核、多年度方案优化和工程经济评价等方法。各方法并非相互独立，而是围绕“数据可追溯—指标可解释—约束可验证—成本可比较”逐层衔接。</w:t>
       </w:r>
     </w:p>
     <w:p>
@@ -1808,7 +1808,7 @@
           <w:b w:val="0"/>
           <w:sz w:val="28"/>
         </w:rPr>
-        <w:t>（5）多年度路径比较法。以 2021 年实际状态为共同起点，对 2022—2025 年逐年决策和在役状态进行连续追踪。不限制路径与严格路径采用相同输入、候选、物理约束、成本库和求解精度，严格路径只增加逐年容载比不超过 2.0 的要求。按数学包含关系，不限制路径的最优累计年化成本不应高于严格路径；若违反该关系，则说明实现或求解结果需要重新检查。</w:t>
+        <w:t>（5）多年度方案比较法。以 2021 年实际在役资产为共同起点，对 2022—2025 年逐年决策和在役状态进行连续追踪。弹性优化方案与严格优化方案采用相同的候选、物理约束、成本库和求解精度；严格优化方案不重构既有资产，只对规划期新增容量执行 110 kV 容载比控制。两条优化方案具有相同的实际资产基线，因而在两者均可行时可以直接比较累计在役等效年成本；容载比上限弹性扫描进一步识别收紧控制要求的经济释放阈值。以 2×P2021 构造的标准化状态仅用于反事实或敏感性分析，不作为正式规划起点。</w:t>
       </w:r>
     </w:p>
     <w:p>
@@ -1853,7 +1853,7 @@
           <w:b w:val="0"/>
           <w:sz w:val="28"/>
         </w:rPr>
-        <w:t>本研究技术路线如图 1-1 所示。研究从规范、数据和证据准备起步，在识别片区年度状态和典型片区多工况运行特征后，校核正向容量、反向承载和网络压力，并据此形成可追溯的离散措施候选。多年度路径比较采用统一成本口径，推荐结论还需经过敏感性分析和典型案例验证。</w:t>
+        <w:t>本研究技术路线如图 1-1 所示。研究从规范、数据和证据准备起步，在识别片区年度状态和典型片区多工况运行特征后，校核正向容量、反向承载和网络压力，并据此形成可追溯的离散措施候选。多年度方案比较采用统一成本口径，推荐结论还需经过敏感性分析和典型案例验证。</w:t>
       </w:r>
     </w:p>
     <w:p>
@@ -1926,7 +1926,7 @@
           <w:b w:val="0"/>
           <w:sz w:val="28"/>
         </w:rPr>
-        <w:t>这一路线将正式容载比限定为正向容量配置指标，将反向承载力作为独立物理约束，并通过同基准路径比较把安全要求与经济代价联系起来。第二章梳理相关研究进展和理论依据，第三章说明徐州实际数据呈现的运行特征及数据库构建方法。</w:t>
+        <w:t>这一路线将正式容载比限定为正向容量配置指标，将反向承载力作为独立物理约束，并通过同口径方案比较把安全要求与经济代价联系起来。第二章梳理相关研究进展和理论依据，第三章说明徐州实际数据呈现的运行特征及数据库构建方法。</w:t>
       </w:r>
     </w:p>
     <w:p>
@@ -2320,7 +2320,7 @@
           <w:b w:val="0"/>
           <w:sz w:val="28"/>
         </w:rPr>
-        <w:t>地方 110 kV 高压分区的实证研究仍然偏少。国外承载力研究和国内主动配电网研究多以中低压馈线、配电变压器或标准测试系统为对象，其网络边界、设备组合和数据条件与县域 110 kV 变电层存在差异。徐州项目既要使用年度片区锚点，也要使用设备级逐时证据，其中还涉及年度资产范围、同步峰值和反向功率方向等工程数据问题。</w:t>
+        <w:t>地方 110 kV 高压分区的实证研究仍然偏少。国外承载力研究和国内主动配电网研究多以中低压馈线、配电变压器或标准测试系统为对象，其网络边界、设备组合和数据条件与县域 110 kV 变电层存在差异。徐州项目既要使用年度片区基准数据，也要使用设备级逐时证据，其中还涉及年度资产范围、同步峰值和反向功率方向等工程数据问题。</w:t>
       </w:r>
     </w:p>
     <w:p>
@@ -2350,7 +2350,7 @@
           <w:b w:val="0"/>
           <w:sz w:val="28"/>
         </w:rPr>
-        <w:t>严格约束的增量成本尚缺少基于真实多年度数据和工程成本的充分量化。已有文献证明灵活资源可能延缓网架建设，但经济边界对负荷增长、光伏时序、工程价格和设备候选高度敏感。本研究使用相同输入、候选、物理约束、成本库和求解精度，只改变是否逐年施加容载比不超过 2.0 的条件，以此把严格控制要求的经济代价从其他因素中分离出来。</w:t>
+        <w:t>严格约束的经济代价尚缺少基于真实多年度数据和工程成本的充分量化。已有文献证明灵活资源可能延缓网架建设，但经济边界对负荷增长、光伏时序、工程价格和设备候选高度敏感。本研究使用相同的候选、物理约束、成本库和求解精度，通过容载比上限自 1.5 至 3.0 的弹性扫描与无上限对照，把严格控制要求的经济代价从其他因素中分离出来。</w:t>
       </w:r>
     </w:p>
     <w:p>
@@ -2365,7 +2365,7 @@
           <w:b w:val="0"/>
           <w:sz w:val="28"/>
         </w:rPr>
-        <w:t>因此，本研究不是另行提出一套替代现行标准的容载比定义，而是在现有规划指标和承载力理论基础上，利用徐州实际数据构建正向、反向和经济性相互衔接的工程分析框架。其研究重点在于口径统一、证据闭合和路径可比，而不是追求脱离工程边界的复杂算法或单一数学最优值。</w:t>
+        <w:t>因此，本研究不是另行提出一套替代现行标准的容载比定义，而是在现有规划指标和承载力理论基础上，利用徐州实际数据构建正向、反向和经济性相互衔接的工程分析框架。其研究重点在于口径统一、证据闭合和方案可比，而不是追求脱离工程边界的复杂算法或单一数学最优值。</w:t>
       </w:r>
     </w:p>
     <w:p>
@@ -2412,7 +2412,7 @@
           <w:b w:val="0"/>
           <w:sz w:val="28"/>
         </w:rPr>
-        <w:t>容载比用于表征规划区域某一电压等级公用变电容量与最大负荷之间的配置关系。设路径为 p、年度为 y、电压等级为 v，则本研究正式容载比记为：</w:t>
+        <w:t>容载比用于表征规划区域某一电压等级公用变电容量与最大负荷之间的配置关系。设年度为 y、电压等级为 v，则本研究正式容载比记为：</w:t>
       </w:r>
     </w:p>
     <w:p>
@@ -2427,7 +2427,7 @@
           <w:b w:val="0"/>
           <w:sz w:val="28"/>
         </w:rPr>
-        <w:t>R(p,y,v) = S(p,y,v) / P⁺max(p,y,v)</w:t>
+        <w:t>R(y,v) = S(y,v) / P⁺max(y,v)</w:t>
       </w:r>
     </w:p>
     <w:p>
@@ -2442,7 +2442,7 @@
           <w:b w:val="0"/>
           <w:sz w:val="28"/>
         </w:rPr>
-        <w:t>式中：S(p,y,v) 为路径 p 在年度 y、同一电压等级 v 的公用变压器在役总容量，单位为 MVA；P⁺max(p,y,v) 为该路径、该年度、同一电压等级下同步正向最大净负荷，单位为 MW。由于规划阶段通常近似按功率因数和容量口径进行统计，报告沿用行业规划中容载比的无量纲表达。具体工程设计仍应结合无功、电压和设备额定条件进行校核。</w:t>
+        <w:t>式中：S(y,v) 为年度 y、同一电压等级 v 的公用变压器在役总容量，单位为 MVA；P⁺max(y,v) 为该年度、同一电压等级下同步正向最大净负荷，单位为 MW。由于规划阶段通常近似按功率因数和容量口径进行统计，报告沿用行业规划中容载比的无量纲表达。具体工程设计仍应结合无功、电压和设备额定条件进行校核。后续章节比较不同规划方案时，分别按各方案干预后的容量与净负荷代入同一公式计算，不在指标定义中引入方案下标。</w:t>
       </w:r>
     </w:p>
     <w:p>
@@ -2472,7 +2472,7 @@
           <w:b w:val="0"/>
           <w:sz w:val="28"/>
         </w:rPr>
-        <w:t>“正向”体现了容载比与反向承载力的分工。正式容载比分母只采用由上级电网向负荷侧供电的最大正向净负荷，反向峰值不参与取大或替换。源主变负荷已经按净负荷解释，不再重复扣减现状光伏；当储能、局部转供或其他措施改变净负荷时，各路径应基于干预后的时序重新计算正向峰值和容载比，不能沿用统一的干预前固定分母。</w:t>
+        <w:t>“正向”体现了容载比与反向承载力的分工。正式容载比分母只采用由上级电网向负荷侧供电的最大正向净负荷，反向峰值不参与取大或替换。源主变负荷已经按净负荷解释，不再重复扣减现状光伏；当储能、局部转供或其他措施改变净负荷时，各方案应基于干预后的时序重新计算正向峰值和容载比，不能沿用统一的干预前固定分母。</w:t>
       </w:r>
     </w:p>
     <w:p>
@@ -2487,7 +2487,7 @@
           <w:b w:val="0"/>
           <w:sz w:val="28"/>
         </w:rPr>
-        <w:t>DL/T 5729—2023 给出了 110～35 kV 电网规划容载比的推荐考虑方式，并要求结合负荷增长、供电安全和转供能力确定具体取值[5]。本研究将 2.0 作为严格路径自 2022 年起逐年的附加比较约束，而不是把它解释为所有片区共同的设备物理上限。容载比超过 2.0 也不自动触发措施；是否扩建、减容、替换或配置储能，取决于正向容量、反向承载、运行方式和网络压力检查结果。</w:t>
+        <w:t>DL/T 5729—2023 给出了 110～35 kV 电网规划容载比的推荐考虑方式，并要求结合负荷增长、供电安全和转供能力确定具体取值[5]。本研究将 2.0 作为严格优化方案自 2022 年起逐年的附加比较约束，而不是把它解释为所有片区共同的设备物理上限。容载比超过 2.0 也不自动触发措施；是否扩建、减容、替换或配置储能，取决于正向容量、反向承载、运行方式和网络压力检查结果。</w:t>
       </w:r>
     </w:p>
     <w:p>
@@ -2523,8 +2523,8 @@
     <w:p>
       <w:pPr>
         <w:spacing w:before="0" w:after="0" w:line="560" w:lineRule="exact"/>
-        <w:jc w:val="both"/>
-        <w:ind w:firstLineChars="200" w:firstLine="200"/>
+        <w:jc w:val="center"/>
+        <w:ind w:firstLine="0" w:firstLineChars="0"/>
       </w:pPr>
       <w:r>
         <w:rPr>
@@ -2568,8 +2568,8 @@
     <w:p>
       <w:pPr>
         <w:spacing w:before="0" w:after="0" w:line="560" w:lineRule="exact"/>
-        <w:jc w:val="both"/>
-        <w:ind w:firstLineChars="200" w:firstLine="200"/>
+        <w:jc w:val="center"/>
+        <w:ind w:firstLine="0" w:firstLineChars="0"/>
       </w:pPr>
       <w:r>
         <w:rPr>
@@ -2652,7 +2652,7 @@
           <w:b w:val="0"/>
           <w:sz w:val="28"/>
         </w:rPr>
-        <w:t>主体模型不设置弃光变量，也不通过无约束削减新能源出力使不可行方案变为可行。若某一年度、某一路径在给定候选措施下仍不能消除正向或反向缺口，则明确标记为物理不可行。这样的处理能够保证承载力结果反映设备和候选措施的真实边界，而不是由未批准的动作类型改变研究问题。</w:t>
+        <w:t>主体模型不设置弃光变量，也不通过无约束削减新能源出力使不可行方案变为可行。若某一年度、某一方案在给定候选措施下仍不能消除正向或反向缺口，则明确标记为物理不可行。这样的处理能够保证承载力结果反映设备和候选措施的真实边界，而不是由未批准的动作类型改变研究问题。</w:t>
       </w:r>
     </w:p>
     <w:p>
@@ -2802,7 +2802,7 @@
           <w:b w:val="0"/>
           <w:sz w:val="28"/>
         </w:rPr>
-        <w:t>本项目借鉴 LCC 的完整成本边界思想，但正式优化目标不是无限期或全寿命现值之和，而是统一按 2025 年价格计算的 2022—2025 年累计在役 EAC，正式中文成本字段写作“累计年化成本”。2021 年实际状态为共同基准，既有资产属于共同沉没成本，不计入两条优化路径的增量成本。模型同时输出年度 CAPEX、年度在役 EAC、累计 CAPEX 和累计年化成本，以区分现金投资规模和决策期内的年化占用。</w:t>
+        <w:t>本项目借鉴 LCC 的完整成本边界思想，但正式优化目标不是无限期或全寿命现值之和，而是统一按 2025 年价格计算的 2022—2025 年累计在役 EAC，正式中文成本字段写作“累计年化成本”。2021 年实际状态为共同基准，既有资产属于共同沉没成本，不计入两个优化方案的增量成本。模型同时输出年度 CAPEX、年度在役 EAC、累计 CAPEX 和累计年化成本，以区分现金投资规模和决策期内的年化占用。</w:t>
       </w:r>
     </w:p>
     <w:p>
@@ -2817,7 +2817,7 @@
           <w:b w:val="0"/>
           <w:sz w:val="28"/>
         </w:rPr>
-        <w:t>成本数据必须具有明确来源和适用范围。能够由实际工程规模和投资资料识别的费用进入成本库；跨年度统一折算至 2025 年价格。实际路径的措施成本只有在设备级毛动作闭合后才能计算，未知成本明确记为“未识别”，不得用 0 替代。减容暂按同电压、同容量扩容成本对称计价，CAPEX 为正，不形成负成本或残值抵扣。主体模型不纳入缺少充分证据的弃光成本、伪精确损耗成本或残值收益，从而保证路径差异来源清晰、结果可复核。</w:t>
+        <w:t>成本数据必须具有明确来源和适用范围。能够由实际工程规模和投资资料识别的费用进入成本库；跨年度统一折算至 2025 年价格。实际发展情况的措施成本只有在设备级毛动作闭合后才能计算，未知成本明确记为“未识别”，不得用 0 替代。减容暂按同电压、同容量扩容成本对称计价，CAPEX 为正，不形成负成本或残值抵扣。主体模型不纳入缺少充分证据的弃光成本、伪精确损耗成本或残值收益，从而保证方案差异来源清晰、结果可复核。</w:t>
       </w:r>
     </w:p>
     <w:p>
@@ -2862,7 +2862,7 @@
           <w:b w:val="0"/>
           <w:sz w:val="28"/>
         </w:rPr>
-        <w:t>差异化规划遵循“物理可行在先、经济比较在后、证据等级随结论呈现”的顺序。正向容量、反向承载、运行方式和网络压力通过校核后，才在可行候选中比较累计年化成本；推荐区间还需由敏感性结果检验其稳定程度。采用官方片区锚点和经验时长情景的对象，应明确证据等级和适用边界，不能把经验场景表述为概率置信结果。</w:t>
+        <w:t>差异化规划遵循“物理可行在先、经济比较在后、证据等级随结论呈现”的顺序。正向容量、反向承载、运行方式和网络压力通过校核后，才在可行候选中比较累计年化成本；推荐区间还需由敏感性结果检验其稳定程度。采用官方片区基准数据和经验时长情景的对象，应明确证据等级和适用边界，不能把经验场景表述为概率置信结果。</w:t>
       </w:r>
     </w:p>
     <w:p>
@@ -2877,7 +2877,7 @@
           <w:b w:val="0"/>
           <w:sz w:val="28"/>
         </w:rPr>
-        <w:t>本项目通过两条优化路径识别差异化规划的经济边界：PATH_OPT_CLR_UNBOUNDED 不设置容载比上限，但仍严格满足全部物理约束；PATH_OPT_CLR_LE_2 在相同条件下自 2022 年起逐年增加 R≤2.0 的约束。由于严格路径的可行域包含于不限制路径之内，前者的最优累计年化成本不应低于后者。两者的成本差额反映容载比严格控制要求的增量代价，而不是安全约束与否的差异。</w:t>
+        <w:t>本项目通过两个优化方案识别差异化规划的经济边界：弹性优化方案不设置统一容载比上限，但仍严格满足全部物理约束；严格优化方案与弹性方案共同从 2021 年实际在役资产起步，既有容量存量豁免，自 2022 年起仅对 110 kV 规划期新增容量施加 Rcap≤2.0 的政策控制。两条方案的实际资产基线一致，在两者均可行时累计年化成本可以直接比较；容载比严格控制要求的经济代价，则由 Rcap 自 1.5 至 3.0 的弹性扫描前沿进一步定位。以 2×P2021 构造的标准化状态只用于反事实或敏感性分析，不作为正式规划起点。</w:t>
       </w:r>
     </w:p>
     <w:p>
@@ -2892,7 +2892,7 @@
           <w:b w:val="0"/>
           <w:sz w:val="28"/>
         </w:rPr>
-        <w:t>在此基础上，“一片一策”应表现为可追溯的片区分类和措施组合：有的片区主要矛盾是正向容量不足，有的片区主要矛盾是反向承载受限，有的片区则可能在满足物理约束后具有减容或推迟建设的空间。推荐容载比区间应来源于不限制路径的成本最小可行结果及其经验证的敏感性结果，不能机械取多个独立年度最优值的最小值和最大值。第三章将进一步结合徐州年度锚点和典型片区逐时数据，说明上述指标在实际运行中的表现及其数据库基础。</w:t>
+        <w:t>在此基础上，“一片一策”应表现为可追溯的片区分类和措施组合：有的片区主要矛盾是正向容量不足，有的片区主要矛盾是反向承载受限，有的片区则可能在满足物理约束后具有推迟新增建设或调整措施时序的空间。推荐容载比范围应来源于弹性优化方案的成本最小可行结果、容载比上限弹性扫描前沿的近优带及其经验证的敏感性结果，不能机械取多个独立年度最优值的最小值和最大值。第三章将进一步结合徐州年度基准数据和典型片区逐时数据，说明上述指标在实际运行中的表现及其数据库基础。</w:t>
       </w:r>
     </w:p>
     <w:p>
@@ -2924,7 +2924,7 @@
           <w:b w:val="0"/>
           <w:sz w:val="28"/>
         </w:rPr>
-        <w:t>徐州各片区的负荷规模、新能源接入水平和变电容量配置并不相同，容载比的年度变化也没有呈现统一方向。仅用某一年度或某一座变电站的峰值，难以说明片区整体运行状态。2021—2025 年官方片区容量、同步正向峰值和容载比用于描述年度总量变化；通过设备映射、年度资产范围和质量门禁的逐时数据用于识别主变正向供电、低负荷、反向送电和方向转换工况。年度锚点和逐时数据各有适用范围，不以当前设备明细回溯替代历史年度锚点，也不把静态站级极值相加作为片区同步峰值。</w:t>
+        <w:t>徐州各片区的负荷规模、新能源接入水平和变电容量配置并不相同，容载比的年度变化也没有呈现统一方向。仅用某一年度或某一座变电站的峰值，难以说明片区整体运行状态。2021—2025 年官方片区容量、同步正向峰值和容载比用于描述年度总量变化；通过设备映射、年度资产范围和数据质量校核的逐时数据用于识别主变正向供电、低负荷、反向送电和方向转换工况。年度基准数据和逐时数据各有适用范围，不以当前设备明细回溯替代历史年度基准数据，也不把静态站级极值相加作为片区同步峰值。</w:t>
       </w:r>
     </w:p>
     <w:p>
@@ -2956,7 +2956,7 @@
           <w:b w:val="0"/>
           <w:sz w:val="28"/>
         </w:rPr>
-        <w:t>本研究覆盖徐州八个片区，110 kV 与 35 kV 分层统计。年度锚点包含 2021—2025 年五个完整年度，每个年度均有八片区、两个电压等级的公用变容量、同步正向峰值和容载比，共 80 条记录。逐时运行文件覆盖 2022—2025 年，其中平年为 8760 个时刻，闰年 2024 年为 8784 个时刻。站级光伏数据主要反映 2026 年 3—5 月的装机快照，只用于说明当前空间分布和构建场景背景，不改写为 2025 年或更早年度的实测装机。</w:t>
+        <w:t>本研究覆盖徐州八个片区，110 kV 与 35 kV 分层统计。年度基准数据包含 2021—2025 年五个完整年度，每个年度均有八片区、两个电压等级的公用变容量、同步正向峰值和容载比，共 80 条记录。逐时运行文件覆盖 2022—2025 年，其中平年为 8760 个时刻，闰年 2024 年为 8784 个时刻。站级光伏数据主要反映 2026 年 3—5 月的装机快照，只用于说明当前空间分布和构建场景背景，不改写为 2025 年或更早年度的实测装机。</w:t>
       </w:r>
     </w:p>
     <w:p>
@@ -3158,7 +3158,7 @@
                 <w:b w:val="0"/>
                 <w:sz w:val="24"/>
               </w:rPr>
-              <w:t>官方年度锚点</w:t>
+              <w:t>官方年度基准数据</w:t>
             </w:r>
           </w:p>
         </w:tc>
@@ -3405,7 +3405,7 @@
                 <w:b w:val="0"/>
                 <w:sz w:val="24"/>
               </w:rPr>
-              <w:t>数据完整性审计；通过门禁范围用于多工况分析</w:t>
+              <w:t>数据完整性审计；通过数据准入的范围用于多工况分析</w:t>
             </w:r>
           </w:p>
         </w:tc>
@@ -4108,7 +4108,7 @@
           <w:b w:val="0"/>
           <w:sz w:val="28"/>
         </w:rPr>
-        <w:t>2025 年八片区 110 kV 年度锚点见表 3-2。各片区公用变容量介于 966.5～3701.0 MVA，同步正向峰值介于 313.03～1528.82 MW，容载比介于 2.24～3.30。QX-00005 的 110 kV 容载比为 2.24，是当年八片区中的最低值；QX-00004 为 3.30，是当年最高值。容量规模最大的片区并不对应最高容载比，容载比高低取决于容量与同步正向峰值的相对关系，不能仅按容量总量判断。</w:t>
+        <w:t>2025 年八片区 110 kV 年度基准数据见表 3-2。各片区公用变容量介于 966.5～3701.0 MVA，同步正向峰值介于 313.03～1528.82 MW，容载比介于 2.24～3.30。QX-00005 的 110 kV 容载比为 2.24，是当年八片区中的最低值；QX-00004 为 3.30，是当年最高值。容量规模最大的片区并不对应最高容载比，容载比高低取决于容量与同步正向峰值的相对关系，不能仅按容量总量判断。</w:t>
       </w:r>
     </w:p>
     <w:p>
@@ -4375,7 +4375,7 @@
                 <w:b w:val="0"/>
                 <w:sz w:val="24"/>
               </w:rPr>
-              <w:t>官方年度锚点</w:t>
+              <w:t>官方年度基准数据</w:t>
             </w:r>
           </w:p>
         </w:tc>
@@ -4490,7 +4490,7 @@
                 <w:b w:val="0"/>
                 <w:sz w:val="24"/>
               </w:rPr>
-              <w:t>官方年度锚点</w:t>
+              <w:t>官方年度基准数据</w:t>
             </w:r>
           </w:p>
         </w:tc>
@@ -4605,7 +4605,7 @@
                 <w:b w:val="0"/>
                 <w:sz w:val="24"/>
               </w:rPr>
-              <w:t>官方年度锚点</w:t>
+              <w:t>官方年度基准数据</w:t>
             </w:r>
           </w:p>
         </w:tc>
@@ -4720,7 +4720,7 @@
                 <w:b w:val="0"/>
                 <w:sz w:val="24"/>
               </w:rPr>
-              <w:t>官方年度锚点</w:t>
+              <w:t>官方年度基准数据</w:t>
             </w:r>
           </w:p>
         </w:tc>
@@ -4835,7 +4835,7 @@
                 <w:b w:val="0"/>
                 <w:sz w:val="24"/>
               </w:rPr>
-              <w:t>官方年度锚点</w:t>
+              <w:t>官方年度基准数据</w:t>
             </w:r>
           </w:p>
         </w:tc>
@@ -4950,7 +4950,7 @@
                 <w:b w:val="0"/>
                 <w:sz w:val="24"/>
               </w:rPr>
-              <w:t>官方年度锚点</w:t>
+              <w:t>官方年度基准数据</w:t>
             </w:r>
           </w:p>
         </w:tc>
@@ -5065,7 +5065,7 @@
                 <w:b w:val="0"/>
                 <w:sz w:val="24"/>
               </w:rPr>
-              <w:t>官方年度锚点</w:t>
+              <w:t>官方年度基准数据</w:t>
             </w:r>
           </w:p>
         </w:tc>
@@ -5180,7 +5180,7 @@
                 <w:b w:val="0"/>
                 <w:sz w:val="24"/>
               </w:rPr>
-              <w:t>官方年度锚点</w:t>
+              <w:t>官方年度基准数据</w:t>
             </w:r>
           </w:p>
         </w:tc>
@@ -5198,7 +5198,7 @@
           <w:b w:val="0"/>
           <w:sz w:val="28"/>
         </w:rPr>
-        <w:t>35 kV 年度锚点与 110 kV 分开列示，结果见表 3-3。2025 年八片区 35 kV 容载比介于 1.86～3.08，片区间差异同样明显。QX-00005 为 1.86，QX-00009 为 3.08。表 3-2 和表 3-3 还说明，同一片区在不同电压等级可能处于不同容量配置状态。例如，QX-00003 的 110 kV 容载比为 3.09，35 kV 为 2.42；QX-00005 的 110 kV 为 2.24，35 kV 为 1.86。若跨电压等级相加容量和负荷，这类层级差异会被掩盖，所得指标也不再具有明确物理含义。</w:t>
+        <w:t>35 kV 年度基准数据与 110 kV 分开列示，结果见表 3-3。2025 年八片区 35 kV 容载比介于 1.86～3.08，片区间差异同样明显。QX-00005 为 1.86，QX-00009 为 3.08。表 3-2 和表 3-3 还说明，同一片区在不同电压等级可能处于不同容量配置状态。例如，QX-00003 的 110 kV 容载比为 3.09，35 kV 为 2.42；QX-00005 的 110 kV 为 2.24，35 kV 为 1.86。若跨电压等级相加容量和负荷，这类层级差异会被掩盖，所得指标也不再具有明确物理含义。</w:t>
       </w:r>
     </w:p>
     <w:p>
@@ -5465,7 +5465,7 @@
                 <w:b w:val="0"/>
                 <w:sz w:val="24"/>
               </w:rPr>
-              <w:t>官方年度锚点</w:t>
+              <w:t>官方年度基准数据</w:t>
             </w:r>
           </w:p>
         </w:tc>
@@ -5580,7 +5580,7 @@
                 <w:b w:val="0"/>
                 <w:sz w:val="24"/>
               </w:rPr>
-              <w:t>官方年度锚点</w:t>
+              <w:t>官方年度基准数据</w:t>
             </w:r>
           </w:p>
         </w:tc>
@@ -5695,7 +5695,7 @@
                 <w:b w:val="0"/>
                 <w:sz w:val="24"/>
               </w:rPr>
-              <w:t>官方年度锚点</w:t>
+              <w:t>官方年度基准数据</w:t>
             </w:r>
           </w:p>
         </w:tc>
@@ -5810,7 +5810,7 @@
                 <w:b w:val="0"/>
                 <w:sz w:val="24"/>
               </w:rPr>
-              <w:t>官方年度锚点</w:t>
+              <w:t>官方年度基准数据</w:t>
             </w:r>
           </w:p>
         </w:tc>
@@ -5925,7 +5925,7 @@
                 <w:b w:val="0"/>
                 <w:sz w:val="24"/>
               </w:rPr>
-              <w:t>官方年度锚点</w:t>
+              <w:t>官方年度基准数据</w:t>
             </w:r>
           </w:p>
         </w:tc>
@@ -6040,7 +6040,7 @@
                 <w:b w:val="0"/>
                 <w:sz w:val="24"/>
               </w:rPr>
-              <w:t>官方年度锚点</w:t>
+              <w:t>官方年度基准数据</w:t>
             </w:r>
           </w:p>
         </w:tc>
@@ -6155,7 +6155,7 @@
                 <w:b w:val="0"/>
                 <w:sz w:val="24"/>
               </w:rPr>
-              <w:t>官方年度锚点</w:t>
+              <w:t>官方年度基准数据</w:t>
             </w:r>
           </w:p>
         </w:tc>
@@ -6270,7 +6270,7 @@
                 <w:b w:val="0"/>
                 <w:sz w:val="24"/>
               </w:rPr>
-              <w:t>官方年度锚点</w:t>
+              <w:t>官方年度基准数据</w:t>
             </w:r>
           </w:p>
         </w:tc>
@@ -6288,7 +6288,7 @@
           <w:b w:val="0"/>
           <w:sz w:val="28"/>
         </w:rPr>
-        <w:t>八片区 110 kV 容载比的年度变化如图 3-1 所示。2021—2025 年间，QX-00004 由 2.91 上升至 3.30，QX-00003 由 2.63 上升至 3.09；QX-00010 则由 3.40 降至 2.69，QX-00005 由 2.77 降至 2.24。其余片区在不同年份也有不同幅度的波动。由图可见，徐州各片区不存在同步上升或同步下降的统一轨迹，容量投运和同步正向峰值变化共同决定年度容载比。图中的 R=2.0 仅为后续严格路径的比较线，不表示超过该线就发生设备越限或必须采取措施。</w:t>
+        <w:t>八片区 110 kV 容载比的年度变化如图 3-1 所示。2021—2025 年间，QX-00004 由 2.91 上升至 3.30，QX-00003 由 2.63 上升至 3.09；QX-00010 则由 3.40 降至 2.69，QX-00005 由 2.77 降至 2.24。其余片区在不同年份也有不同幅度的波动。由图可见，徐州各片区不存在同步上升或同步下降的统一轨迹，容量投运和同步正向峰值变化共同决定年度容载比。图中的 R=2.0 仅为后续严格优化方案的比较线，不表示超过该线就发生设备越限或必须采取措施。</w:t>
       </w:r>
     </w:p>
     <w:p>
@@ -6361,7 +6361,7 @@
           <w:b w:val="0"/>
           <w:sz w:val="28"/>
         </w:rPr>
-        <w:t>QX-00005 具备 2025 年正式逐时分析条件，可作为典型片区。该片区 2021—2025 年的年度锚点见表 3-4。110 kV 公用变容量由 2021 年的 2027.0 MVA 增至 2024 年的 2169.5 MVA，2025 年运行口径为 2139.5 MVA；同期同步正向峰值由 731.77 MW 增至 956.45 MW。与 2021 年相比，2025 年容量增加 112.5 MVA，增幅约 5.6%，同步正向峰值增加 224.68 MW，增幅约 30.7%，容载比相应由 2.77 降至 2.24。35 kV 层的变化更为明显：容量由 245.0 MVA 增至 275.0 MVA，峰值由 80.76 MW 增至 147.65 MW，容载比由 3.03 降至 1.86。两层数据均表明，典型片区近年同步正向峰值增长快于变电容量增长。</w:t>
+        <w:t>QX-00005 具备 2025 年正式逐时分析条件，可作为典型片区。该片区 2021—2025 年的年度基准数据见表 3-4。110 kV 公用变容量由 2021 年的 2027.0 MVA 增至 2024 年的 2169.5 MVA，2025 年运行口径为 2139.5 MVA；同期同步正向峰值由 731.77 MW 增至 956.45 MW。与 2021 年相比，2025 年容量增加 112.5 MVA，增幅约 5.6%，同步正向峰值增加 224.68 MW，增幅约 30.7%，容载比相应由 2.77 降至 2.24。35 kV 层的变化更为明显：容量由 245.0 MVA 增至 275.0 MVA，峰值由 80.76 MW 增至 147.65 MW，容载比由 3.03 降至 1.86。两层数据均表明，典型片区近年同步正向峰值增长快于变电容量增长。</w:t>
       </w:r>
     </w:p>
     <w:p>
@@ -7372,7 +7372,7 @@
           <w:b w:val="0"/>
           <w:sz w:val="28"/>
         </w:rPr>
-        <w:t>图 3-2 将典型片区 110 kV 容量、同步正向峰值和容载比置于同一年度轨迹中。2023 年同步正向峰值回落，容载比升至 2.83；此后峰值连续增加，容载比降至 2.24。该变化说明容载比是容量与同步峰值共同作用的结果，单独比较容量增减不能解释年度状态。2025 年容量口径还需与年末设备范围区分：正式运行口径为 20 座站、40 台主变，年末新增设备不进入当年运行口径，因此不能用年末设备总量替换表 3-4 中的官方锚点。</w:t>
+        <w:t>图 3-2 将典型片区 110 kV 容量、同步正向峰值和容载比置于同一年度轨迹中。2023 年同步正向峰值回落，容载比升至 2.83；此后峰值连续增加，容载比降至 2.24。该变化说明容载比是容量与同步峰值共同作用的结果，单独比较容量增减不能解释年度状态。2025 年容量口径还需与年末设备范围区分：正式运行口径为 20 座站、40 台主变，年末新增设备不进入当年运行口径，因此不能用年末设备总量替换表 3-4 中的官方基准数据。</w:t>
       </w:r>
     </w:p>
     <w:p>
@@ -7445,7 +7445,7 @@
           <w:b w:val="0"/>
           <w:sz w:val="28"/>
         </w:rPr>
-        <w:t>站级光伏快照覆盖 2026 年 3 月 1 日至 5 月 29 日，共涉及 183 座站、七个片区。快照汇总的在运光伏约 7006.78 MW，其中 110 kV 归属站点约 5705.51 MW，35 kV 归属站点约 1301.27 MW；另有在建或待接入规模约 1356.24 MW。QX-00005 的快照在运规模约 1797.01 MW，是已覆盖片区中较高的区域。以上数据能够说明当前光伏接入具有较大的规模和空间差异，但其年份晚于历史负荷与年度锚点。本章不据此计算 2021—2025 年逐年源荷比或电量渗透率，也不把未覆盖片区按比例补齐。</w:t>
+        <w:t>站级光伏快照覆盖 2026 年 3 月 1 日至 5 月 29 日，共涉及 183 座站、七个片区。快照汇总的在运光伏约 7006.78 MW，其中 110 kV 归属站点约 5705.51 MW，35 kV 归属站点约 1301.27 MW；另有在建或待接入规模约 1356.24 MW。QX-00005 的快照在运规模约 1797.01 MW，是已覆盖片区中较高的区域。以上数据能够说明当前光伏接入具有较大的规模和空间差异，但其年份晚于历史负荷与年度基准数据。本章不据此计算 2021—2025 年逐年源荷比或电量渗透率，也不把未覆盖片区按比例补齐。</w:t>
       </w:r>
     </w:p>
     <w:p>
@@ -7477,7 +7477,7 @@
           <w:b w:val="0"/>
           <w:sz w:val="28"/>
         </w:rPr>
-        <w:t>主变多工况分析要求设备身份、年度资产范围和逐时质量同时闭合。现有逐时文件每年包含 58 条源序列，其中 56 条已完成映射核验；另有 2 条对应 2025 年末新增设备，不进入当年正式运行口径。2025 年 QX-00005 的 40 台 110 kV 主变全部通过运行白名单和映射门禁，形成 20 座站、8760 个时刻的正式逐时证据。2022—2024 年虽然保留完整源记录和映射审计信息，但历史设备范围尚未闭合，本章不以这些年度形成正式设备级多工况结论。</w:t>
+        <w:t>主变多工况分析要求设备身份、年度资产范围和逐时质量同时闭合。现有逐时文件每年包含 58 条源序列，其中 56 条已完成映射核验；另有 2 条对应 2025 年末新增设备，不进入当年正式运行口径。2025 年 QX-00005 的 40 台 110 kV 主变全部通过年度在役设备清单和设备映射核验，形成 20 座站、8760 个时刻的正式逐时证据。2022—2024 年虽然保留完整源记录和映射审计信息，但历史设备范围尚未闭合，本章不以这些年度形成正式设备级多工况结论。</w:t>
       </w:r>
     </w:p>
     <w:p>
@@ -9271,7 +9271,7 @@
           <w:b w:val="0"/>
           <w:sz w:val="28"/>
         </w:rPr>
-        <w:t>2025 年典型片区逐时曲线先按 40 台正式运行主变同步求和，所得原始正向峰值为 951.66 MW。为与官方年度锚点保持一致，整条聚合曲线按 956.45/951.66=1.0050 的比例进行锚定；该调整只消除来源口径的微小差异，不改变潮流方向、时序形态和峰谷发生时刻。处理后的多工况统计结果见表 3-7。</w:t>
+        <w:t>2025 年典型片区逐时曲线先按 40 台正式运行主变同步求和，所得原始正向峰值为 951.66 MW。为与官方年度基准数据保持一致，整条聚合曲线按 956.45/951.66=1.0050 的比例进行锚定；该调整只消除来源口径的微小差异，不改变潮流方向、时序形态和峰谷发生时刻。处理后的多工况统计结果见表 3-7。</w:t>
       </w:r>
     </w:p>
     <w:p>
@@ -10665,7 +10665,7 @@
                 <w:b w:val="0"/>
                 <w:sz w:val="24"/>
               </w:rPr>
-              <w:t>年度锚点或路径干预后时序</w:t>
+              <w:t>年度基准数据或方案干预后时序</w:t>
             </w:r>
           </w:p>
         </w:tc>
@@ -10957,7 +10957,7 @@
           <w:b w:val="0"/>
           <w:sz w:val="28"/>
         </w:rPr>
-        <w:t>从作用机理看，新能源装机增长会提高源荷比，但只有在新能源出力与本地低负荷时段重合时，才会明显压低同步净负荷并可能形成反向送电。电量渗透率反映全年累计关系，不能说明最大反向功率发生在哪一天、持续多长时间。正式容载比随公用变容量增加而升高，随同步正向峰值增加而降低；光伏对其影响取决于光伏出力与正向峰值是否同步。反向承载力主要受设备容量、并列方式和最大单台退出条件影响，不随正式容载比按固定比例变化。</w:t>
+        <w:t>从作用机理看，新能源装机增长会提高源荷比，但只有在新能源出力与本地低负荷时段重合时，才会压低同步净负荷并可能形成反向送电。电量渗透率反映全年累计关系，不能说明最大反向功率发生在哪一天、持续多长时间。正式容载比随公用变容量增加而升高，随同步正向峰值增加而降低；光伏对其影响取决于光伏出力与正向峰值是否同步。反向承载力主要受设备容量、并列方式和最大单台退出条件影响，不随正式容载比按固定比例变化。</w:t>
       </w:r>
     </w:p>
     <w:p>
@@ -11640,7 +11640,7 @@
                 <w:b w:val="0"/>
                 <w:sz w:val="24"/>
               </w:rPr>
-              <w:t>通过路径时序重新计算</w:t>
+              <w:t>通过方案干预后时序重新计算</w:t>
             </w:r>
           </w:p>
         </w:tc>
@@ -11755,7 +11755,7 @@
                 <w:b w:val="0"/>
                 <w:sz w:val="24"/>
               </w:rPr>
-              <w:t>通过路径时序重新计算</w:t>
+              <w:t>通过方案干预后时序重新计算</w:t>
             </w:r>
           </w:p>
         </w:tc>
@@ -12020,7 +12020,7 @@
           <w:b w:val="0"/>
           <w:sz w:val="28"/>
         </w:rPr>
-        <w:t>现有光伏资料与历史负荷并非同年度闭合数据。本章据此只判断装机空间分布、净负荷方向和年度容量配置之间的机制关系，不计算源荷比与容载比的伪精确相关系数，也不把描述性关系写成因果结论。待同年度新能源装机、发电量、用电量和逐时负荷形成闭合数据后，可进一步开展分片区回归或分组比较；在当前证据条件下，年度锚点和 2025 年正式逐时曲线已经能够支撑后续模型的正向峰值、反向峰值和时长输入。</w:t>
+        <w:t>现有光伏资料与历史负荷并非同年度闭合数据。本章据此只判断装机空间分布、净负荷方向和年度容量配置之间的机制关系，不计算源荷比与容载比的伪精确相关系数，也不把描述性关系写成因果结论。待同年度新能源装机、发电量、用电量和逐时负荷形成闭合数据后，可进一步开展分片区回归或分组比较；在当前证据条件下，年度基准数据和 2025 年正式逐时曲线已经能够支撑后续模型的正向峰值、反向峰值和时长输入。</w:t>
       </w:r>
     </w:p>
     <w:p>
@@ -12052,7 +12052,7 @@
           <w:b w:val="0"/>
           <w:sz w:val="28"/>
         </w:rPr>
-        <w:t>数据库围绕年度总量、设备范围、逐时方向和模型输入建立统一的对象关系。片区、站点、主变和线路均设置唯一标识，110 kV 与 35 kV 分开保存；同一设备在年度白名单、逐时记录、候选措施和质量台账中使用一致的关联键。正文只保留片区级和典型对象的必要代码，设备明细、质量记录和文件校验信息列入技术底稿。</w:t>
+        <w:t>数据库围绕年度总量、设备范围、逐时方向和模型输入建立统一的对象关系。片区、站点、主变和线路均设置唯一标识，110 kV 与 35 kV 分开保存；同一设备在年度在役设备清单、逐时记录、候选措施和质量台账中使用一致的关联键。正文只保留片区级和典型对象的必要代码，设备明细、质量记录和文件校验信息列入技术底稿。</w:t>
       </w:r>
     </w:p>
     <w:p>
@@ -12067,7 +12067,7 @@
           <w:b w:val="0"/>
           <w:sz w:val="28"/>
         </w:rPr>
-        <w:t>数据库按基础实体、年度状态、时序运行、场景指标和证据追溯五层组织。实体层解决“对象是谁、属于哪个片区和电压等级”；年度状态层解决“当年实际容量和同步峰值是多少”；时序层记录“何时正向、何时反向以及数据是否可用”；场景指标层把逐时数据转换为正向峰值、反向峰值、缺口和候选输入；证据追溯层保存来源、版本、转换规则、场景、质量标记和输入哈希。主要主题表见表 3-10。</w:t>
+        <w:t>数据库按基础实体、年度状态、时序运行、场景指标和证据追溯五层组织。实体层解决“对象是谁、属于哪个片区和电压等级”；年度状态层解决“当年实际容量和同步峰值是多少”；时序层记录“何时正向、何时反向以及数据是否可用”；场景指标层把逐时数据转换为正向峰值、反向峰值、缺口和候选输入；证据追溯层保存来源、版本、转换规则、场景、质量标记和输入校验值。主要主题表见表 3-10。</w:t>
       </w:r>
     </w:p>
     <w:p>
@@ -12383,7 +12383,7 @@
                 <w:b w:val="0"/>
                 <w:sz w:val="24"/>
               </w:rPr>
-              <w:t>年度锚点、年度资产白名单、范围闭合表</w:t>
+              <w:t>年度基准数据、年度在役设备清单、范围闭合表</w:t>
             </w:r>
           </w:p>
         </w:tc>
@@ -12449,7 +12449,7 @@
                 <w:b w:val="0"/>
                 <w:sz w:val="24"/>
               </w:rPr>
-              <w:t>还原实际年度状态并控制证据门禁</w:t>
+              <w:t>还原实际年度状态并控制证据准入条件</w:t>
             </w:r>
           </w:p>
         </w:tc>
@@ -12843,7 +12843,7 @@
                 <w:b w:val="0"/>
                 <w:sz w:val="24"/>
               </w:rPr>
-              <w:t>数据质量台账、映射审批、manifest</w:t>
+              <w:t>数据质量台账、映射审批、数据文件清单</w:t>
             </w:r>
           </w:p>
         </w:tc>
@@ -12887,7 +12887,7 @@
                 <w:b w:val="0"/>
                 <w:sz w:val="24"/>
               </w:rPr>
-              <w:t>来源、版本、转换、场景、质量、哈希</w:t>
+              <w:t>来源、版本、转换、场景、质量、校验值</w:t>
             </w:r>
           </w:p>
         </w:tc>
@@ -12927,7 +12927,7 @@
           <w:b w:val="0"/>
           <w:sz w:val="28"/>
         </w:rPr>
-        <w:t>当前标准化数据库包括 235 座站、425 台主变、364 条 110 kV 线路、2550 条年度资产白名单记录、92 条离散扩建候选和 66 条实际资产动作。年度锚点为 80 条，光伏标准曲线为 8760 点，数据质量台账记录 27 项问题。上述数量反映数据库的覆盖范围，不代表每一对象在每一年都具备同等级证据；正式使用资格仍按年度资产范围和质量门禁逐项判断。</w:t>
+        <w:t>当前标准化数据库包括 235 座站、425 台主变、364 条 110 kV 线路、2550 条年度在役设备清单记录、92 条离散扩建候选和 66 条实际资产动作。年度基准数据为 80 条，光伏标准曲线为 8760 点，数据质量台账记录 27 项问题。上述数量反映数据库的覆盖范围，不代表每一对象在每一年都具备同等级证据；正式使用资格仍按年度资产范围和数据质量校核逐项判断。</w:t>
       </w:r>
     </w:p>
     <w:p>
@@ -13142,7 +13142,7 @@
                 <w:b w:val="0"/>
                 <w:sz w:val="24"/>
               </w:rPr>
-              <w:t>年度总量使用官方锚点，不以当前设备投运年份回溯替代</w:t>
+              <w:t>年度总量使用官方基准数据，不以当前设备投运年份回溯替代</w:t>
             </w:r>
           </w:p>
         </w:tc>
@@ -13306,7 +13306,7 @@
                 <w:b w:val="0"/>
                 <w:sz w:val="24"/>
               </w:rPr>
-              <w:t>\-7319 MW、-6858 MW、16630 MW</w:t>
+              <w:t>-7319 MW、-6858 MW、16630 MW</w:t>
             </w:r>
           </w:p>
         </w:tc>
@@ -13514,7 +13514,7 @@
                 <w:b w:val="0"/>
                 <w:sz w:val="24"/>
               </w:rPr>
-              <w:t>35 kV 使用官方年度锚点作辅助分析，设备级结果降级</w:t>
+              <w:t>35 kV 使用官方年度基准数据作辅助分析，设备级结果降级</w:t>
             </w:r>
           </w:p>
         </w:tc>
@@ -13740,7 +13740,7 @@
           <w:b w:val="0"/>
           <w:sz w:val="28"/>
         </w:rPr>
-        <w:t>数据库构建流程如图 3-6 所示。源数据进入标准化环节后，先统一对象、单位和电压层级，再通过映射审批、年度白名单和异常隔离形成质量门禁。年度状态层与时序运行层分别保留总量事实和设备运行证据，场景指标层只调用满足相应门禁的数据。结构化明细表用于精确查值，研究报告用于人工审查和结论表达，版面化表格不替代可复核的底层数据。</w:t>
+        <w:t>数据库构建流程如图 3-6 所示。源数据进入标准化环节后，先统一对象、单位和电压层级，再通过映射审批、年度在役设备清单和异常隔离形成数据质量校核。年度状态层与时序运行层分别保留总量事实和设备运行证据，场景指标层只调用满足相应数据准入条件的数据。结构化明细表用于精确查值，研究报告用于人工审查和结论表达，版面化表格不替代可复核的底层数据。</w:t>
       </w:r>
     </w:p>
     <w:p>
@@ -13813,7 +13813,7 @@
           <w:b w:val="0"/>
           <w:sz w:val="28"/>
         </w:rPr>
-        <w:t>徐州八片区的容载比年度轨迹差异明显，容量与同步正向峰值需要按片区、按电压逐年比较。QX-00005 的逐时数据还显示，同一片区既有 956.45 MW 的正向峰值，也有 397.23 MW 的反向峰值，反向送电累计 926 h。由此可见，年度总量不能替代逐时工况，单一静态容载比也不能替代正、反向物理校核。所建数据库将年度状态、逐时证据、质量边界和候选输入关联起来，为后续成本测算和规划路径比较提供数据基础。</w:t>
+        <w:t>徐州八片区的容载比年度轨迹差异明显，容量与同步正向峰值需要按片区、按电压逐年比较。QX-00005 的逐时数据还显示，同一片区既有 956.45 MW 的正向峰值，也有 397.23 MW 的反向峰值，反向送电累计 926 h。由此可见，年度总量不能替代逐时工况，单一静态容载比也不能替代正、反向物理校核。所建数据库将年度状态、逐时证据、质量边界和候选输入关联起来，为后续成本测算和规划方案比较提供数据基础。</w:t>
       </w:r>
     </w:p>
     <w:p>
@@ -13837,7 +13837,7 @@
       <w:pPr>
         <w:spacing w:before="0" w:after="0" w:line="560" w:lineRule="exact"/>
         <w:jc w:val="both"/>
-        <w:ind w:firstLineChars="200" w:firstLine="200"/>
+        <w:ind w:leftChars="200" w:hangingChars="200" w:left="560" w:hanging="560"/>
       </w:pPr>
       <w:r>
         <w:rPr>
@@ -13846,6 +13846,696 @@
           <w:sz w:val="28"/>
         </w:rPr>
         <w:t>[1] 国家能源局. 2025 年可再生能源并网运行情况[EB/OL]. 2026-02-12.</w:t>
+      </w:r>
+    </w:p>
+    <w:p>
+      <w:pPr>
+        <w:spacing w:before="0" w:after="0" w:line="560" w:lineRule="exact"/>
+        <w:jc w:val="both"/>
+        <w:ind w:leftChars="200" w:hangingChars="200" w:left="560" w:hanging="560"/>
+      </w:pPr>
+      <w:r>
+        <w:rPr>
+          <w:rFonts w:ascii="Times New Roman" w:hAnsi="Times New Roman" w:eastAsia="仿宋_GB2312"/>
+          <w:b w:val="0"/>
+          <w:sz w:val="28"/>
+        </w:rPr>
+        <w:t>[2] 国家发展改革委, 国家能源局. 关于新形势下配电网高质量发展的指导意见：发改能源〔2024〕187 号[Z]. 2024.</w:t>
+      </w:r>
+    </w:p>
+    <w:p>
+      <w:pPr>
+        <w:spacing w:before="0" w:after="0" w:line="560" w:lineRule="exact"/>
+        <w:jc w:val="both"/>
+        <w:ind w:leftChars="200" w:hangingChars="200" w:left="560" w:hanging="560"/>
+      </w:pPr>
+      <w:r>
+        <w:rPr>
+          <w:rFonts w:ascii="Times New Roman" w:hAnsi="Times New Roman" w:eastAsia="仿宋_GB2312"/>
+          <w:b w:val="0"/>
+          <w:sz w:val="28"/>
+        </w:rPr>
+        <w:t>[3] 国家发展改革委, 国家能源局. 加快构建新型电力系统行动方案（2024—2027 年）[Z]. 2024.</w:t>
+      </w:r>
+    </w:p>
+    <w:p>
+      <w:pPr>
+        <w:spacing w:before="0" w:after="0" w:line="560" w:lineRule="exact"/>
+        <w:jc w:val="both"/>
+        <w:ind w:leftChars="200" w:hangingChars="200" w:left="560" w:hanging="560"/>
+      </w:pPr>
+      <w:r>
+        <w:rPr>
+          <w:rFonts w:ascii="Times New Roman" w:hAnsi="Times New Roman" w:eastAsia="仿宋_GB2312"/>
+          <w:b w:val="0"/>
+          <w:sz w:val="28"/>
+        </w:rPr>
+        <w:t>[4] 国家能源局. 配电网高质量发展行动实施方案（2024—2027 年）[Z]. 2024.</w:t>
+      </w:r>
+    </w:p>
+    <w:p>
+      <w:pPr>
+        <w:spacing w:before="0" w:after="0" w:line="560" w:lineRule="exact"/>
+        <w:jc w:val="both"/>
+        <w:ind w:leftChars="200" w:hangingChars="200" w:left="560" w:hanging="560"/>
+      </w:pPr>
+      <w:r>
+        <w:rPr>
+          <w:rFonts w:ascii="Times New Roman" w:hAnsi="Times New Roman" w:eastAsia="仿宋_GB2312"/>
+          <w:b w:val="0"/>
+          <w:sz w:val="28"/>
+        </w:rPr>
+        <w:t>[5] DL/T 5729—2023 配电网规划设计技术导则[S].</w:t>
+      </w:r>
+    </w:p>
+    <w:p>
+      <w:pPr>
+        <w:spacing w:before="0" w:after="0" w:line="560" w:lineRule="exact"/>
+        <w:jc w:val="both"/>
+        <w:ind w:leftChars="200" w:hangingChars="200" w:left="560" w:hanging="560"/>
+      </w:pPr>
+      <w:r>
+        <w:rPr>
+          <w:rFonts w:ascii="Times New Roman" w:hAnsi="Times New Roman" w:eastAsia="仿宋_GB2312"/>
+          <w:b w:val="0"/>
+          <w:sz w:val="28"/>
+        </w:rPr>
+        <w:t>[6] DL/T 2041—2025 分布式电源接入电力系统承载力评估导则[S].</w:t>
+      </w:r>
+    </w:p>
+    <w:p>
+      <w:pPr>
+        <w:spacing w:before="0" w:after="0" w:line="560" w:lineRule="exact"/>
+        <w:jc w:val="both"/>
+        <w:ind w:leftChars="200" w:hangingChars="200" w:left="560" w:hanging="560"/>
+      </w:pPr>
+      <w:r>
+        <w:rPr>
+          <w:rFonts w:ascii="Times New Roman" w:hAnsi="Times New Roman" w:eastAsia="仿宋_GB2312"/>
+          <w:b w:val="0"/>
+          <w:sz w:val="28"/>
+        </w:rPr>
+        <w:t>[7] LIN T, WU G, LAI S, et al. Calculation of distribution network PV hosting capacity considering source–load uncertainty and active management[J]. Electronics, 2024, 13(20): 4048.</w:t>
+      </w:r>
+    </w:p>
+    <w:p>
+      <w:pPr>
+        <w:spacing w:before="0" w:after="0" w:line="560" w:lineRule="exact"/>
+        <w:jc w:val="both"/>
+        <w:ind w:leftChars="200" w:hangingChars="200" w:left="560" w:hanging="560"/>
+      </w:pPr>
+      <w:r>
+        <w:rPr>
+          <w:rFonts w:ascii="Times New Roman" w:hAnsi="Times New Roman" w:eastAsia="仿宋_GB2312"/>
+          <w:b w:val="0"/>
+          <w:sz w:val="28"/>
+        </w:rPr>
+        <w:t>[8] CHEN C, PENG W, XIE C, et al. Photovoltaic hosting capacity assessment of distribution networks considering source–load uncertainty[J]. Energies, 2025, 18(8): 2134.</w:t>
+      </w:r>
+    </w:p>
+    <w:p>
+      <w:pPr>
+        <w:spacing w:before="0" w:after="0" w:line="560" w:lineRule="exact"/>
+        <w:jc w:val="both"/>
+        <w:ind w:leftChars="200" w:hangingChars="200" w:left="560" w:hanging="560"/>
+      </w:pPr>
+      <w:r>
+        <w:rPr>
+          <w:rFonts w:ascii="Times New Roman" w:hAnsi="Times New Roman" w:eastAsia="仿宋_GB2312"/>
+          <w:b w:val="0"/>
+          <w:sz w:val="28"/>
+        </w:rPr>
+        <w:t>[9] LIU H, HE J, DENG L, et al. Assessment of distribution network hosting capacity incorporating multiple uncertainty factors[J]. Electronics, 2025, 14(22): 4495.</w:t>
+      </w:r>
+    </w:p>
+    <w:p>
+      <w:pPr>
+        <w:spacing w:before="0" w:after="0" w:line="560" w:lineRule="exact"/>
+        <w:jc w:val="both"/>
+        <w:ind w:leftChars="200" w:hangingChars="200" w:left="560" w:hanging="560"/>
+      </w:pPr>
+      <w:r>
+        <w:rPr>
+          <w:rFonts w:ascii="Times New Roman" w:hAnsi="Times New Roman" w:eastAsia="仿宋_GB2312"/>
+          <w:b w:val="0"/>
+          <w:sz w:val="28"/>
+        </w:rPr>
+        <w:t>[10] MAJEED I B, NWULU N I. Impact of reverse power flow on distributed transformers in a solar-photovoltaic-integrated low-voltage network[J]. Energies, 2022, 15(23): 9238.</w:t>
+      </w:r>
+    </w:p>
+    <w:p>
+      <w:pPr>
+        <w:spacing w:before="0" w:after="0" w:line="560" w:lineRule="exact"/>
+        <w:jc w:val="both"/>
+        <w:ind w:leftChars="200" w:hangingChars="200" w:left="560" w:hanging="560"/>
+      </w:pPr>
+      <w:r>
+        <w:rPr>
+          <w:rFonts w:ascii="Times New Roman" w:hAnsi="Times New Roman" w:eastAsia="仿宋_GB2312"/>
+          <w:b w:val="0"/>
+          <w:sz w:val="28"/>
+        </w:rPr>
+        <w:t>[11] HOU Q, ZHANG N, DU E, et al. Probabilistic duck curve in high PV penetration power system: concept, modeling, and empirical analysis in China[J]. Applied Energy, 2019, 242: 205-215.</w:t>
+      </w:r>
+    </w:p>
+    <w:p>
+      <w:pPr>
+        <w:spacing w:before="0" w:after="0" w:line="560" w:lineRule="exact"/>
+        <w:jc w:val="both"/>
+        <w:ind w:leftChars="200" w:hangingChars="200" w:left="560" w:hanging="560"/>
+      </w:pPr>
+      <w:r>
+        <w:rPr>
+          <w:rFonts w:ascii="Times New Roman" w:hAnsi="Times New Roman" w:eastAsia="仿宋_GB2312"/>
+          <w:b w:val="0"/>
+          <w:sz w:val="28"/>
+        </w:rPr>
+        <w:t>[12] XIE Y, LI Q, YANG L, et al. The phenomenon and suppression strategy of overvoltage caused by PV power reverse flow[J]. Frontiers in Energy Research, 2024, 12: 1495742.</w:t>
+      </w:r>
+    </w:p>
+    <w:p>
+      <w:pPr>
+        <w:spacing w:before="0" w:after="0" w:line="560" w:lineRule="exact"/>
+        <w:jc w:val="both"/>
+        <w:ind w:leftChars="200" w:hangingChars="200" w:left="560" w:hanging="560"/>
+      </w:pPr>
+      <w:r>
+        <w:rPr>
+          <w:rFonts w:ascii="Times New Roman" w:hAnsi="Times New Roman" w:eastAsia="仿宋_GB2312"/>
+          <w:b w:val="0"/>
+          <w:sz w:val="28"/>
+        </w:rPr>
+        <w:t>[13] WANG R, JI H, LI P, et al. Multi-resource dynamic coordinated planning of flexible distribution network[J]. Nature Communications, 2024, 15: 4576.</w:t>
+      </w:r>
+    </w:p>
+    <w:p>
+      <w:pPr>
+        <w:spacing w:before="0" w:after="0" w:line="560" w:lineRule="exact"/>
+        <w:jc w:val="both"/>
+        <w:ind w:leftChars="200" w:hangingChars="200" w:left="560" w:hanging="560"/>
+      </w:pPr>
+      <w:r>
+        <w:rPr>
+          <w:rFonts w:ascii="Times New Roman" w:hAnsi="Times New Roman" w:eastAsia="仿宋_GB2312"/>
+          <w:b w:val="0"/>
+          <w:sz w:val="28"/>
+        </w:rPr>
+        <w:t>[14] MARTÍNEZ M, MATEO C, GÓMEZ T, et al. Distributed battery energy storage systems for deferring distribution network reinforcements under sustained load growth scenarios[J]. Journal of Energy Storage, 2024, 100: 113404.</w:t>
+      </w:r>
+    </w:p>
+    <w:p>
+      <w:pPr>
+        <w:spacing w:before="0" w:after="0" w:line="560" w:lineRule="exact"/>
+        <w:jc w:val="both"/>
+        <w:ind w:leftChars="200" w:hangingChars="200" w:left="560" w:hanging="560"/>
+      </w:pPr>
+      <w:r>
+        <w:rPr>
+          <w:rFonts w:ascii="Times New Roman" w:hAnsi="Times New Roman" w:eastAsia="仿宋_GB2312"/>
+          <w:b w:val="0"/>
+          <w:sz w:val="28"/>
+        </w:rPr>
+        <w:t>[15] HOLWEGER J, BALLIF C, WYRSCH N. Distributed flexibility as a cost-effective alternative to grid reinforcement[C]. 22nd Power Systems Computation Conference, 2022.</w:t>
+      </w:r>
+    </w:p>
+    <w:p>
+      <w:pPr>
+        <w:spacing w:before="0" w:after="0" w:line="560" w:lineRule="exact"/>
+        <w:jc w:val="both"/>
+        <w:ind w:leftChars="200" w:hangingChars="200" w:left="560" w:hanging="560"/>
+      </w:pPr>
+      <w:r>
+        <w:rPr>
+          <w:rFonts w:ascii="Times New Roman" w:hAnsi="Times New Roman" w:eastAsia="仿宋_GB2312"/>
+          <w:b w:val="0"/>
+          <w:sz w:val="28"/>
+        </w:rPr>
+        <w:t>[16] MATTHISS B, MOMENIFARAHANI A, BINDER J. Storage placement and sizing in a distribution grid with high PV-generation[EB/OL]. arXiv:2001.05814, 2020.</w:t>
+      </w:r>
+    </w:p>
+    <w:p>
+      <w:pPr>
+        <w:spacing w:before="0" w:after="0" w:line="560" w:lineRule="exact"/>
+        <w:jc w:val="both"/>
+        <w:ind w:leftChars="200" w:hangingChars="200" w:left="560" w:hanging="560"/>
+      </w:pPr>
+      <w:r>
+        <w:rPr>
+          <w:rFonts w:ascii="Times New Roman" w:hAnsi="Times New Roman" w:eastAsia="仿宋_GB2312"/>
+          <w:b w:val="0"/>
+          <w:sz w:val="28"/>
+        </w:rPr>
+        <w:t>[17] XU T, MENG H, ZHU J, et al. Considering the life-cycle cost of distributed energy-storage planning in distribution grids[J]. Applied Sciences, 2018, 8(12): 2615.</w:t>
+      </w:r>
+    </w:p>
+    <w:p>
+      <w:pPr>
+        <w:spacing w:before="0" w:after="0" w:line="560" w:lineRule="exact"/>
+        <w:jc w:val="both"/>
+        <w:ind w:leftChars="200" w:hangingChars="200" w:left="560" w:hanging="560"/>
+      </w:pPr>
+      <w:r>
+        <w:rPr>
+          <w:rFonts w:ascii="Times New Roman" w:hAnsi="Times New Roman" w:eastAsia="仿宋_GB2312"/>
+          <w:b w:val="0"/>
+          <w:sz w:val="28"/>
+        </w:rPr>
+        <w:t>[18] HUANG J, SUN Z, XIE H, et al. Optimal substation capacity planning method in high-density load areas considering renewable energy[J]. Energy Reports, 2023, 9: 1520-1530.</w:t>
+      </w:r>
+    </w:p>
+    <w:p>
+      <w:pPr>
+        <w:spacing w:before="0" w:after="0" w:line="560" w:lineRule="exact"/>
+        <w:jc w:val="both"/>
+        <w:ind w:leftChars="200" w:hangingChars="200" w:left="560" w:hanging="560"/>
+      </w:pPr>
+      <w:r>
+        <w:rPr>
+          <w:rFonts w:ascii="Times New Roman" w:hAnsi="Times New Roman" w:eastAsia="仿宋_GB2312"/>
+          <w:b w:val="0"/>
+          <w:sz w:val="28"/>
+        </w:rPr>
+        <w:t>[19] ZENG W, FAN J, ZHANG W, et al. Whole life cycle cost analysis of transmission lines using the economic life interval method[J]. Energies, 2023, 16(23): 7804.</w:t>
+      </w:r>
+    </w:p>
+    <w:p>
+      <w:pPr>
+        <w:spacing w:before="0" w:after="0" w:line="560" w:lineRule="exact"/>
+        <w:jc w:val="both"/>
+        <w:ind w:leftChars="200" w:hangingChars="200" w:left="560" w:hanging="560"/>
+      </w:pPr>
+      <w:r>
+        <w:rPr>
+          <w:rFonts w:ascii="Times New Roman" w:hAnsi="Times New Roman" w:eastAsia="仿宋_GB2312"/>
+          <w:b w:val="0"/>
+          <w:sz w:val="28"/>
+        </w:rPr>
+        <w:t>[20] 肖峻, 刘柔嘉, 龙梦皓. 变电容载比与下一级中压配电网络关系的量化分析[J]. 电力建设, 2015, 36(11): 45-50.</w:t>
+      </w:r>
+    </w:p>
+    <w:p>
+      <w:pPr>
+        <w:spacing w:before="0" w:after="0" w:line="560" w:lineRule="exact"/>
+        <w:jc w:val="both"/>
+        <w:ind w:leftChars="200" w:hangingChars="200" w:left="560" w:hanging="560"/>
+      </w:pPr>
+      <w:r>
+        <w:rPr>
+          <w:rFonts w:ascii="Times New Roman" w:hAnsi="Times New Roman" w:eastAsia="仿宋_GB2312"/>
+          <w:b w:val="0"/>
+          <w:sz w:val="28"/>
+        </w:rPr>
+        <w:t>[21] 陈浩, 张焰, 俞国勤, 等. 多电压等级配电网最优容载比的计算方法[J]. 电气应用, 2011, 30(1): 25-29.</w:t>
+      </w:r>
+    </w:p>
+    <w:p>
+      <w:pPr>
+        <w:spacing w:before="0" w:after="0" w:line="560" w:lineRule="exact"/>
+        <w:jc w:val="both"/>
+        <w:ind w:leftChars="200" w:hangingChars="200" w:left="560" w:hanging="560"/>
+      </w:pPr>
+      <w:r>
+        <w:rPr>
+          <w:rFonts w:ascii="Times New Roman" w:hAnsi="Times New Roman" w:eastAsia="仿宋_GB2312"/>
+          <w:b w:val="0"/>
+          <w:sz w:val="28"/>
+        </w:rPr>
+        <w:t>[22] 王凯亮, 何卓怡, 叶健鹏, 等. 多电压等级电网协同规划的容载比优化配置方法[J]. 南方电网技术, 2025, 19(7): 131-139.</w:t>
+      </w:r>
+    </w:p>
+    <w:p>
+      <w:pPr>
+        <w:spacing w:before="0" w:after="0" w:line="560" w:lineRule="exact"/>
+        <w:jc w:val="both"/>
+        <w:ind w:leftChars="200" w:hangingChars="200" w:left="560" w:hanging="560"/>
+      </w:pPr>
+      <w:r>
+        <w:rPr>
+          <w:rFonts w:ascii="Times New Roman" w:hAnsi="Times New Roman" w:eastAsia="仿宋_GB2312"/>
+          <w:b w:val="0"/>
+          <w:sz w:val="28"/>
+        </w:rPr>
+        <w:t>[23] 刘文霞, 刘其达, 邓诗语, 等. 基于容载比色带的区域配电网充裕性分析[J]. 华北电力大学学报（自然科学版）, 2022, 49(2): 1-12, 22.</w:t>
+      </w:r>
+    </w:p>
+    <w:p>
+      <w:pPr>
+        <w:spacing w:before="0" w:after="0" w:line="560" w:lineRule="exact"/>
+        <w:jc w:val="both"/>
+        <w:ind w:leftChars="200" w:hangingChars="200" w:left="560" w:hanging="560"/>
+      </w:pPr>
+      <w:r>
+        <w:rPr>
+          <w:rFonts w:ascii="Times New Roman" w:hAnsi="Times New Roman" w:eastAsia="仿宋_GB2312"/>
+          <w:b w:val="0"/>
+          <w:sz w:val="28"/>
+        </w:rPr>
+        <w:t>[24] 刘炜彬, 梁咏秋, 李锡刚, 等. 面向精细化规划的容载比参数优化方法研究[J]. 电气工程学报, 2025, 20(1): 208-217.</w:t>
+      </w:r>
+    </w:p>
+    <w:p>
+      <w:pPr>
+        <w:spacing w:before="0" w:after="0" w:line="560" w:lineRule="exact"/>
+        <w:jc w:val="both"/>
+        <w:ind w:leftChars="200" w:hangingChars="200" w:left="560" w:hanging="560"/>
+      </w:pPr>
+      <w:r>
+        <w:rPr>
+          <w:rFonts w:ascii="Times New Roman" w:hAnsi="Times New Roman" w:eastAsia="仿宋_GB2312"/>
+          <w:b w:val="0"/>
+          <w:sz w:val="28"/>
+        </w:rPr>
+        <w:t>[25] 马雨欣, 林凌雪. 面向配电网精准规划的最大供电能力评估方法[J]. 现代电力, 2025, 42(6): 1120-1130.</w:t>
+      </w:r>
+    </w:p>
+    <w:p>
+      <w:pPr>
+        <w:spacing w:before="0" w:after="0" w:line="560" w:lineRule="exact"/>
+        <w:jc w:val="both"/>
+        <w:ind w:leftChars="200" w:hangingChars="200" w:left="560" w:hanging="560"/>
+      </w:pPr>
+      <w:r>
+        <w:rPr>
+          <w:rFonts w:ascii="Times New Roman" w:hAnsi="Times New Roman" w:eastAsia="仿宋_GB2312"/>
+          <w:b w:val="0"/>
+          <w:sz w:val="28"/>
+        </w:rPr>
+        <w:t>[26] 王守相, 尹孜阳, 赵倩宇. 考虑多供电层级耦合的中低压配电网分布式光伏承载力一体化精细评估方法[J]. 电工技术学报, 2025, 40(6): 1930-1942.</w:t>
+      </w:r>
+    </w:p>
+    <w:p>
+      <w:pPr>
+        <w:spacing w:before="0" w:after="0" w:line="560" w:lineRule="exact"/>
+        <w:jc w:val="both"/>
+        <w:ind w:leftChars="200" w:hangingChars="200" w:left="560" w:hanging="560"/>
+      </w:pPr>
+      <w:r>
+        <w:rPr>
+          <w:rFonts w:ascii="Times New Roman" w:hAnsi="Times New Roman" w:eastAsia="仿宋_GB2312"/>
+          <w:b w:val="0"/>
+          <w:sz w:val="28"/>
+        </w:rPr>
+        <w:t>[27] 王方敏, 顼佳宇, 苏宁, 等. 新型电力系统风险抑制下分布式光伏承载力概率评估方法[J]. 中国电力, 2025, 58(6): 33-44.</w:t>
+      </w:r>
+    </w:p>
+    <w:p>
+      <w:pPr>
+        <w:spacing w:before="0" w:after="0" w:line="560" w:lineRule="exact"/>
+        <w:jc w:val="both"/>
+        <w:ind w:leftChars="200" w:hangingChars="200" w:left="560" w:hanging="560"/>
+      </w:pPr>
+      <w:r>
+        <w:rPr>
+          <w:rFonts w:ascii="Times New Roman" w:hAnsi="Times New Roman" w:eastAsia="仿宋_GB2312"/>
+          <w:b w:val="0"/>
+          <w:sz w:val="28"/>
+        </w:rPr>
+        <w:t>[28] 宋钰, 郭玥, 王旭阳, 等. 分布式光伏接入配电网安全经济承载力评估[J]. 浙江电力, 2025, 44(11): 93-102.</w:t>
+      </w:r>
+    </w:p>
+    <w:p>
+      <w:pPr>
+        <w:spacing w:before="0" w:after="0" w:line="560" w:lineRule="exact"/>
+        <w:jc w:val="both"/>
+        <w:ind w:leftChars="200" w:hangingChars="200" w:left="560" w:hanging="560"/>
+      </w:pPr>
+      <w:r>
+        <w:rPr>
+          <w:rFonts w:ascii="Times New Roman" w:hAnsi="Times New Roman" w:eastAsia="仿宋_GB2312"/>
+          <w:b w:val="0"/>
+          <w:sz w:val="28"/>
+        </w:rPr>
+        <w:t>[29] 李敬如, 白宇, 王旭阳, 等. 考虑主配协同的分布式光伏接入电网安全经济承载力计算方法[J]. 电力建设, 2025, 46(10): 113-121.</w:t>
+      </w:r>
+    </w:p>
+    <w:p>
+      <w:pPr>
+        <w:spacing w:before="0" w:after="0" w:line="560" w:lineRule="exact"/>
+        <w:jc w:val="both"/>
+        <w:ind w:leftChars="200" w:hangingChars="200" w:left="560" w:hanging="560"/>
+      </w:pPr>
+      <w:r>
+        <w:rPr>
+          <w:rFonts w:ascii="Times New Roman" w:hAnsi="Times New Roman" w:eastAsia="仿宋_GB2312"/>
+          <w:b w:val="0"/>
+          <w:sz w:val="28"/>
+        </w:rPr>
+        <w:t>[30] 徐非非, 等. 计及不确定性的配电网分布式光伏承载能力区间分析方法[J]. 浙江电力, 2023, 42(11): 86-95.</w:t>
+      </w:r>
+    </w:p>
+    <w:p>
+      <w:pPr>
+        <w:spacing w:before="0" w:after="0" w:line="560" w:lineRule="exact"/>
+        <w:jc w:val="both"/>
+        <w:ind w:leftChars="200" w:hangingChars="200" w:left="560" w:hanging="560"/>
+      </w:pPr>
+      <w:r>
+        <w:rPr>
+          <w:rFonts w:ascii="Times New Roman" w:hAnsi="Times New Roman" w:eastAsia="仿宋_GB2312"/>
+          <w:b w:val="0"/>
+          <w:sz w:val="28"/>
+        </w:rPr>
+        <w:t>[31] 龚锐, 李华强, 许立雄. 面向配电网综合承载力提升的储能优化配置方法[J]. 电网技术, 2025, 49(9): 3860-3868.</w:t>
+      </w:r>
+    </w:p>
+    <w:p>
+      <w:pPr>
+        <w:spacing w:before="0" w:after="0" w:line="560" w:lineRule="exact"/>
+        <w:jc w:val="both"/>
+        <w:ind w:leftChars="200" w:hangingChars="200" w:left="560" w:hanging="560"/>
+      </w:pPr>
+      <w:r>
+        <w:rPr>
+          <w:rFonts w:ascii="Times New Roman" w:hAnsi="Times New Roman" w:eastAsia="仿宋_GB2312"/>
+          <w:b w:val="0"/>
+          <w:sz w:val="28"/>
+        </w:rPr>
+        <w:t>[32] 梁志峰, 康重庆, 隋凌峰, 等. 含高比例分布式光伏的主配网运行风险评估与防控策略研究[J]. 清华大学学报（自然科学版）, 2024, 64(11): 1964-1978.</w:t>
+      </w:r>
+    </w:p>
+    <w:p>
+      <w:pPr>
+        <w:spacing w:before="0" w:after="0" w:line="560" w:lineRule="exact"/>
+        <w:jc w:val="both"/>
+        <w:ind w:leftChars="200" w:hangingChars="200" w:left="560" w:hanging="560"/>
+      </w:pPr>
+      <w:r>
+        <w:rPr>
+          <w:rFonts w:ascii="Times New Roman" w:hAnsi="Times New Roman" w:eastAsia="仿宋_GB2312"/>
+          <w:b w:val="0"/>
+          <w:sz w:val="28"/>
+        </w:rPr>
+        <w:t>[33] 黄海泉, 等. 新型配电网分布式储能系统方案及配置研究综述[J]. 南方能源建设, 2024, 11(4): 42-53.</w:t>
+      </w:r>
+    </w:p>
+    <w:p>
+      <w:pPr>
+        <w:spacing w:before="0" w:after="0" w:line="560" w:lineRule="exact"/>
+        <w:jc w:val="both"/>
+        <w:ind w:leftChars="200" w:hangingChars="200" w:left="560" w:hanging="560"/>
+      </w:pPr>
+      <w:r>
+        <w:rPr>
+          <w:rFonts w:ascii="Times New Roman" w:hAnsi="Times New Roman" w:eastAsia="仿宋_GB2312"/>
+          <w:b w:val="0"/>
+          <w:sz w:val="28"/>
+        </w:rPr>
+        <w:t>[34] 贺春光, 王林峰, 曹媛, 等. 考虑综合收益的多电压等级配电网柔性互联装置协同规划方法[J]. 中国电力, 2025, 58(1): 78-84.</w:t>
+      </w:r>
+    </w:p>
+    <w:p>
+      <w:pPr>
+        <w:spacing w:before="0" w:after="0" w:line="560" w:lineRule="exact"/>
+        <w:jc w:val="both"/>
+        <w:ind w:leftChars="200" w:hangingChars="200" w:left="560" w:hanging="560"/>
+      </w:pPr>
+      <w:r>
+        <w:rPr>
+          <w:rFonts w:ascii="Times New Roman" w:hAnsi="Times New Roman" w:eastAsia="仿宋_GB2312"/>
+          <w:b w:val="0"/>
+          <w:sz w:val="28"/>
+        </w:rPr>
+        <w:t>[35] 徐峰亮, 王克谦, 等. 计及运行灵活性的中压配电系统源—网—储协同扩展规划[J]. 中国电力, 2024, 57(7): 98-108.</w:t>
+      </w:r>
+    </w:p>
+    <w:p>
+      <w:pPr>
+        <w:spacing w:before="0" w:after="0" w:line="560" w:lineRule="exact"/>
+        <w:jc w:val="both"/>
+        <w:ind w:leftChars="200" w:hangingChars="200" w:left="560" w:hanging="560"/>
+      </w:pPr>
+      <w:r>
+        <w:rPr>
+          <w:rFonts w:ascii="Times New Roman" w:hAnsi="Times New Roman" w:eastAsia="仿宋_GB2312"/>
+          <w:b w:val="0"/>
+          <w:sz w:val="28"/>
+        </w:rPr>
+        <w:t>[36] 乐健, 王靖, 廖小兵, 等. 基于随机场景的配电网源网储协同规划方法[J]. 电力系统保护与控制, 2025, 53(4): 132-147.</w:t>
+      </w:r>
+    </w:p>
+    <w:p>
+      <w:pPr>
+        <w:spacing w:before="0" w:after="0" w:line="560" w:lineRule="exact"/>
+        <w:jc w:val="both"/>
+        <w:ind w:leftChars="200" w:hangingChars="200" w:left="560" w:hanging="560"/>
+      </w:pPr>
+      <w:r>
+        <w:rPr>
+          <w:rFonts w:ascii="Times New Roman" w:hAnsi="Times New Roman" w:eastAsia="仿宋_GB2312"/>
+          <w:b w:val="0"/>
+          <w:sz w:val="28"/>
+        </w:rPr>
+        <w:t>[37] 龚玺, 徐金阁, 卢炜. 江苏电网负荷变化特征研究[J]. 电气工程, 2023, 11(3): 137-143.</w:t>
+      </w:r>
+    </w:p>
+    <w:p>
+      <w:pPr>
+        <w:spacing w:before="0" w:after="0" w:line="560" w:lineRule="exact"/>
+        <w:jc w:val="both"/>
+        <w:ind w:leftChars="200" w:hangingChars="200" w:left="560" w:hanging="560"/>
+      </w:pPr>
+      <w:r>
+        <w:rPr>
+          <w:rFonts w:ascii="Times New Roman" w:hAnsi="Times New Roman" w:eastAsia="仿宋_GB2312"/>
+          <w:b w:val="0"/>
+          <w:sz w:val="28"/>
+        </w:rPr>
+        <w:t>[38] 吕达夫. 考虑源荷不确定性的分布式光伏承载能力评估[J]. 上海电力大学学报, 2024, 40(6): 579-586.</w:t>
+      </w:r>
+    </w:p>
+    <w:p>
+      <w:pPr>
+        <w:spacing w:before="0" w:after="0" w:line="560" w:lineRule="exact"/>
+        <w:jc w:val="both"/>
+        <w:ind w:leftChars="200" w:hangingChars="200" w:left="560" w:hanging="560"/>
+      </w:pPr>
+      <w:r>
+        <w:rPr>
+          <w:rFonts w:ascii="Times New Roman" w:hAnsi="Times New Roman" w:eastAsia="仿宋_GB2312"/>
+          <w:b w:val="0"/>
+          <w:sz w:val="28"/>
+        </w:rPr>
+        <w:t>[39] 张全, 等. 基于全生命周期投入产出效益的电网规划精准投资方法[J]. 中国电力, 2018, 51(10): 171-177.</w:t>
+      </w:r>
+    </w:p>
+    <w:p>
+      <w:pPr>
+        <w:spacing w:before="0" w:after="0" w:line="560" w:lineRule="exact"/>
+        <w:jc w:val="both"/>
+        <w:ind w:leftChars="200" w:hangingChars="200" w:left="560" w:hanging="560"/>
+      </w:pPr>
+      <w:r>
+        <w:rPr>
+          <w:rFonts w:ascii="Times New Roman" w:hAnsi="Times New Roman" w:eastAsia="仿宋_GB2312"/>
+          <w:b w:val="0"/>
+          <w:sz w:val="28"/>
+        </w:rPr>
+        <w:t>[40] 何凯, 等. 基于全成本电价的电网规划方案评估与优选[J]. 中国电力, 2020, 53(3): 66-75.</w:t>
+      </w:r>
+    </w:p>
+    <w:p>
+      <w:pPr>
+        <w:spacing w:before="0" w:after="0" w:line="560" w:lineRule="exact"/>
+        <w:jc w:val="both"/>
+        <w:ind w:leftChars="200" w:hangingChars="200" w:left="560" w:hanging="560"/>
+      </w:pPr>
+      <w:r>
+        <w:rPr>
+          <w:rFonts w:ascii="Times New Roman" w:hAnsi="Times New Roman" w:eastAsia="仿宋_GB2312"/>
+          <w:b w:val="0"/>
+          <w:sz w:val="28"/>
+        </w:rPr>
+        <w:t>[41] 武小琳, 等. 基于 LM-CNN 的输变电工程造价自动计算模型[J]. 中国电力, 2023, 56(2): 157-163.</w:t>
+      </w:r>
+    </w:p>
+    <w:p>
+      <w:pPr>
+        <w:spacing w:before="0" w:after="0" w:line="560" w:lineRule="exact"/>
+        <w:jc w:val="both"/>
+        <w:ind w:leftChars="200" w:hangingChars="200" w:left="560" w:hanging="560"/>
+      </w:pPr>
+      <w:r>
+        <w:rPr>
+          <w:rFonts w:ascii="Times New Roman" w:hAnsi="Times New Roman" w:eastAsia="仿宋_GB2312"/>
+          <w:b w:val="0"/>
+          <w:sz w:val="28"/>
+        </w:rPr>
+        <w:t>[42] 黄碧斌, 等. 计及电网改造的高渗透率分布式光伏优化规划[J]. 电力建设, 2015, 36(10): 82-86.</w:t>
+      </w:r>
+    </w:p>
+    <w:p>
+      <w:pPr>
+        <w:spacing w:before="0" w:after="0" w:line="560" w:lineRule="exact"/>
+        <w:jc w:val="both"/>
+        <w:ind w:leftChars="200" w:hangingChars="200" w:left="560" w:hanging="560"/>
+      </w:pPr>
+      <w:r>
+        <w:rPr>
+          <w:rFonts w:ascii="Times New Roman" w:hAnsi="Times New Roman" w:eastAsia="仿宋_GB2312"/>
+          <w:b w:val="0"/>
+          <w:sz w:val="28"/>
+        </w:rPr>
+        <w:t>[43] 罗宁, 贺墨琳, 高华, 等. 基于改进的 AHP-CRITIC 组合赋权与可拓评估模型的配电网综合评价方法[J]. 电力系统保护与控制, 2021, 49(16): 86-96.</w:t>
+      </w:r>
+    </w:p>
+    <w:p>
+      <w:pPr>
+        <w:spacing w:before="0" w:after="0" w:line="560" w:lineRule="exact"/>
+        <w:jc w:val="both"/>
+        <w:ind w:leftChars="200" w:hangingChars="200" w:left="560" w:hanging="560"/>
+      </w:pPr>
+      <w:r>
+        <w:rPr>
+          <w:rFonts w:ascii="Times New Roman" w:hAnsi="Times New Roman" w:eastAsia="仿宋_GB2312"/>
+          <w:b w:val="0"/>
+          <w:sz w:val="28"/>
+        </w:rPr>
+        <w:t>[44] 谢天祥, 赏炜, 高捷. 基于数据驱动的配电网“三级弹性”精准规划方法研究[J]. 电气工程, 2022, 10(3): 139-153.</w:t>
+      </w:r>
+    </w:p>
+    <w:p>
+      <w:pPr>
+        <w:spacing w:before="0" w:after="0" w:line="560" w:lineRule="exact"/>
+        <w:jc w:val="both"/>
+        <w:ind w:leftChars="200" w:hangingChars="200" w:left="560" w:hanging="560"/>
+      </w:pPr>
+      <w:r>
+        <w:rPr>
+          <w:rFonts w:ascii="Times New Roman" w:hAnsi="Times New Roman" w:eastAsia="仿宋_GB2312"/>
+          <w:b w:val="0"/>
+          <w:sz w:val="28"/>
+        </w:rPr>
+        <w:t>[45] 陈璨, 白明辉, 张婉明, 等. 分布式光伏边界渗透率快速定位及消纳方案择优[J]. 中国电力, 2022, 55(8): 40-49.</w:t>
+      </w:r>
+    </w:p>
+    <w:p>
+      <w:pPr>
+        <w:spacing w:before="0" w:after="0" w:line="560" w:lineRule="exact"/>
+        <w:jc w:val="both"/>
+        <w:ind w:leftChars="200" w:hangingChars="200" w:left="560" w:hanging="560"/>
+      </w:pPr>
+      <w:r>
+        <w:rPr>
+          <w:rFonts w:ascii="Times New Roman" w:hAnsi="Times New Roman" w:eastAsia="仿宋_GB2312"/>
+          <w:b w:val="0"/>
+          <w:sz w:val="28"/>
+        </w:rPr>
+        <w:t>[46] 孙东磊, 孙毅, 刘蕊, 等. 计及多层级配电网的分布式新能源最大消纳空间分解测算[J]. 中国电力, 2024, 57(8): 108-114.</w:t>
+      </w:r>
+    </w:p>
+    <w:p>
+      <w:pPr>
+        <w:spacing w:before="0" w:after="0" w:line="560" w:lineRule="exact"/>
+        <w:jc w:val="both"/>
+        <w:ind w:leftChars="200" w:hangingChars="200" w:left="560" w:hanging="560"/>
+      </w:pPr>
+      <w:r>
+        <w:rPr>
+          <w:rFonts w:ascii="Times New Roman" w:hAnsi="Times New Roman" w:eastAsia="仿宋_GB2312"/>
+          <w:b w:val="0"/>
+          <w:sz w:val="28"/>
+        </w:rPr>
+        <w:t>[47] 金勇, 刘俊勇, 张曦, 等. 基于功能单元的高压配电网负荷转供分层优化模型[J]. 工程科学与技术, 2017, 49(3): 179-190.</w:t>
       </w:r>
     </w:p>
     <w:p>
@@ -13860,682 +14550,7 @@
           <w:b w:val="0"/>
           <w:sz w:val="28"/>
         </w:rPr>
-        <w:t>[2] 国家发展改革委, 国家能源局. 关于新形势下配电网高质量发展的指导意见：发改能源〔2024〕187 号[Z]. 2024.</w:t>
-      </w:r>
-    </w:p>
-    <w:p>
-      <w:pPr>
-        <w:spacing w:before="0" w:after="0" w:line="560" w:lineRule="exact"/>
-        <w:jc w:val="both"/>
-        <w:ind w:firstLineChars="200" w:firstLine="200"/>
-      </w:pPr>
-      <w:r>
-        <w:rPr>
-          <w:rFonts w:ascii="Times New Roman" w:hAnsi="Times New Roman" w:eastAsia="仿宋_GB2312"/>
-          <w:b w:val="0"/>
-          <w:sz w:val="28"/>
-        </w:rPr>
-        <w:t>[3] 国家发展改革委, 国家能源局. 加快构建新型电力系统行动方案（2024—2027 年）[Z]. 2024.</w:t>
-      </w:r>
-    </w:p>
-    <w:p>
-      <w:pPr>
-        <w:spacing w:before="0" w:after="0" w:line="560" w:lineRule="exact"/>
-        <w:jc w:val="both"/>
-        <w:ind w:firstLineChars="200" w:firstLine="200"/>
-      </w:pPr>
-      <w:r>
-        <w:rPr>
-          <w:rFonts w:ascii="Times New Roman" w:hAnsi="Times New Roman" w:eastAsia="仿宋_GB2312"/>
-          <w:b w:val="0"/>
-          <w:sz w:val="28"/>
-        </w:rPr>
-        <w:t>[4] 国家能源局. 配电网高质量发展行动实施方案（2024—2027 年）[Z]. 2024.</w:t>
-      </w:r>
-    </w:p>
-    <w:p>
-      <w:pPr>
-        <w:spacing w:before="0" w:after="0" w:line="560" w:lineRule="exact"/>
-        <w:jc w:val="both"/>
-        <w:ind w:firstLineChars="200" w:firstLine="200"/>
-      </w:pPr>
-      <w:r>
-        <w:rPr>
-          <w:rFonts w:ascii="Times New Roman" w:hAnsi="Times New Roman" w:eastAsia="仿宋_GB2312"/>
-          <w:b w:val="0"/>
-          <w:sz w:val="28"/>
-        </w:rPr>
-        <w:t>[5] DL/T 5729—2023 配电网规划设计技术导则[S].</w:t>
-      </w:r>
-    </w:p>
-    <w:p>
-      <w:pPr>
-        <w:spacing w:before="0" w:after="0" w:line="560" w:lineRule="exact"/>
-        <w:jc w:val="both"/>
-        <w:ind w:firstLineChars="200" w:firstLine="200"/>
-      </w:pPr>
-      <w:r>
-        <w:rPr>
-          <w:rFonts w:ascii="Times New Roman" w:hAnsi="Times New Roman" w:eastAsia="仿宋_GB2312"/>
-          <w:b w:val="0"/>
-          <w:sz w:val="28"/>
-        </w:rPr>
-        <w:t>[6] DL/T 2041—2025 分布式电源接入电力系统承载力评估导则[S].</w:t>
-      </w:r>
-    </w:p>
-    <w:p>
-      <w:pPr>
-        <w:spacing w:before="0" w:after="0" w:line="560" w:lineRule="exact"/>
-        <w:jc w:val="both"/>
-        <w:ind w:firstLineChars="200" w:firstLine="200"/>
-      </w:pPr>
-      <w:r>
-        <w:rPr>
-          <w:rFonts w:ascii="Times New Roman" w:hAnsi="Times New Roman" w:eastAsia="仿宋_GB2312"/>
-          <w:b w:val="0"/>
-          <w:sz w:val="28"/>
-        </w:rPr>
-        <w:t>[7] LIN T, WU G, LAI S, et al. Calculation of distribution network PV hosting capacity considering source–load uncertainty and active management[J]. Electronics, 2024, 13(20): 4048.</w:t>
-      </w:r>
-    </w:p>
-    <w:p>
-      <w:pPr>
-        <w:spacing w:before="0" w:after="0" w:line="560" w:lineRule="exact"/>
-        <w:jc w:val="both"/>
-        <w:ind w:firstLineChars="200" w:firstLine="200"/>
-      </w:pPr>
-      <w:r>
-        <w:rPr>
-          <w:rFonts w:ascii="Times New Roman" w:hAnsi="Times New Roman" w:eastAsia="仿宋_GB2312"/>
-          <w:b w:val="0"/>
-          <w:sz w:val="28"/>
-        </w:rPr>
-        <w:t>[8] CHEN C, PENG W, XIE C, et al. Photovoltaic hosting capacity assessment of distribution networks considering source–load uncertainty[J]. Energies, 2025, 18(8): 2134.</w:t>
-      </w:r>
-    </w:p>
-    <w:p>
-      <w:pPr>
-        <w:spacing w:before="0" w:after="0" w:line="560" w:lineRule="exact"/>
-        <w:jc w:val="both"/>
-        <w:ind w:firstLineChars="200" w:firstLine="200"/>
-      </w:pPr>
-      <w:r>
-        <w:rPr>
-          <w:rFonts w:ascii="Times New Roman" w:hAnsi="Times New Roman" w:eastAsia="仿宋_GB2312"/>
-          <w:b w:val="0"/>
-          <w:sz w:val="28"/>
-        </w:rPr>
-        <w:t>[9] LIU H, HE J, DENG L, et al. Assessment of distribution network hosting capacity incorporating multiple uncertainty factors[J]. Electronics, 2025, 14(22): 4495.</w:t>
-      </w:r>
-    </w:p>
-    <w:p>
-      <w:pPr>
-        <w:spacing w:before="0" w:after="0" w:line="560" w:lineRule="exact"/>
-        <w:jc w:val="both"/>
-        <w:ind w:firstLineChars="200" w:firstLine="200"/>
-      </w:pPr>
-      <w:r>
-        <w:rPr>
-          <w:rFonts w:ascii="Times New Roman" w:hAnsi="Times New Roman" w:eastAsia="仿宋_GB2312"/>
-          <w:b w:val="0"/>
-          <w:sz w:val="28"/>
-        </w:rPr>
-        <w:t>[10] MAJEED I B, NWULU N I. Impact of reverse power flow on distributed transformers in a solar-photovoltaic-integrated low-voltage network[J]. Energies, 2022, 15(23): 9238.</w:t>
-      </w:r>
-    </w:p>
-    <w:p>
-      <w:pPr>
-        <w:spacing w:before="0" w:after="0" w:line="560" w:lineRule="exact"/>
-        <w:jc w:val="both"/>
-        <w:ind w:firstLineChars="200" w:firstLine="200"/>
-      </w:pPr>
-      <w:r>
-        <w:rPr>
-          <w:rFonts w:ascii="Times New Roman" w:hAnsi="Times New Roman" w:eastAsia="仿宋_GB2312"/>
-          <w:b w:val="0"/>
-          <w:sz w:val="28"/>
-        </w:rPr>
-        <w:t>[11] HOU Q, ZHANG N, DU E, et al. Probabilistic duck curve in high PV penetration power system: concept, modeling, and empirical analysis in China[J]. Applied Energy, 2019, 242: 205-215.</w:t>
-      </w:r>
-    </w:p>
-    <w:p>
-      <w:pPr>
-        <w:spacing w:before="0" w:after="0" w:line="560" w:lineRule="exact"/>
-        <w:jc w:val="both"/>
-        <w:ind w:firstLineChars="200" w:firstLine="200"/>
-      </w:pPr>
-      <w:r>
-        <w:rPr>
-          <w:rFonts w:ascii="Times New Roman" w:hAnsi="Times New Roman" w:eastAsia="仿宋_GB2312"/>
-          <w:b w:val="0"/>
-          <w:sz w:val="28"/>
-        </w:rPr>
-        <w:t>[12] XIE Y, LI Q, YANG L, et al. The phenomenon and suppression strategy of overvoltage caused by PV power reverse flow[J]. Frontiers in Energy Research, 2024, 12: 1495742.</w:t>
-      </w:r>
-    </w:p>
-    <w:p>
-      <w:pPr>
-        <w:spacing w:before="0" w:after="0" w:line="560" w:lineRule="exact"/>
-        <w:jc w:val="both"/>
-        <w:ind w:firstLineChars="200" w:firstLine="200"/>
-      </w:pPr>
-      <w:r>
-        <w:rPr>
-          <w:rFonts w:ascii="Times New Roman" w:hAnsi="Times New Roman" w:eastAsia="仿宋_GB2312"/>
-          <w:b w:val="0"/>
-          <w:sz w:val="28"/>
-        </w:rPr>
-        <w:t>[13] WANG R, JI H, LI P, et al. Multi-resource dynamic coordinated planning of flexible distribution network[J]. Nature Communications, 2024, 15: 4576.</w:t>
-      </w:r>
-    </w:p>
-    <w:p>
-      <w:pPr>
-        <w:spacing w:before="0" w:after="0" w:line="560" w:lineRule="exact"/>
-        <w:jc w:val="both"/>
-        <w:ind w:firstLineChars="200" w:firstLine="200"/>
-      </w:pPr>
-      <w:r>
-        <w:rPr>
-          <w:rFonts w:ascii="Times New Roman" w:hAnsi="Times New Roman" w:eastAsia="仿宋_GB2312"/>
-          <w:b w:val="0"/>
-          <w:sz w:val="28"/>
-        </w:rPr>
-        <w:t>[14] MARTÍNEZ M, MATEO C, GÓMEZ T, et al. Distributed battery energy storage systems for deferring distribution network reinforcements under sustained load growth scenarios[J]. Journal of Energy Storage, 2024, 100: 113404.</w:t>
-      </w:r>
-    </w:p>
-    <w:p>
-      <w:pPr>
-        <w:spacing w:before="0" w:after="0" w:line="560" w:lineRule="exact"/>
-        <w:jc w:val="both"/>
-        <w:ind w:firstLineChars="200" w:firstLine="200"/>
-      </w:pPr>
-      <w:r>
-        <w:rPr>
-          <w:rFonts w:ascii="Times New Roman" w:hAnsi="Times New Roman" w:eastAsia="仿宋_GB2312"/>
-          <w:b w:val="0"/>
-          <w:sz w:val="28"/>
-        </w:rPr>
-        <w:t>[15] HOLWEGER J, BALLIF C, WYRSCH N. Distributed flexibility as a cost-effective alternative to grid reinforcement[C]. 22nd Power Systems Computation Conference, 2022.</w:t>
-      </w:r>
-    </w:p>
-    <w:p>
-      <w:pPr>
-        <w:spacing w:before="0" w:after="0" w:line="560" w:lineRule="exact"/>
-        <w:jc w:val="both"/>
-        <w:ind w:firstLineChars="200" w:firstLine="200"/>
-      </w:pPr>
-      <w:r>
-        <w:rPr>
-          <w:rFonts w:ascii="Times New Roman" w:hAnsi="Times New Roman" w:eastAsia="仿宋_GB2312"/>
-          <w:b w:val="0"/>
-          <w:sz w:val="28"/>
-        </w:rPr>
-        <w:t>[16] MATTHISS B, MOMENIFARAHANI A, BINDER J. Storage placement and sizing in a distribution grid with high PV-generation[EB/OL]. arXiv:2001.05814, 2020.</w:t>
-      </w:r>
-    </w:p>
-    <w:p>
-      <w:pPr>
-        <w:spacing w:before="0" w:after="0" w:line="560" w:lineRule="exact"/>
-        <w:jc w:val="both"/>
-        <w:ind w:firstLineChars="200" w:firstLine="200"/>
-      </w:pPr>
-      <w:r>
-        <w:rPr>
-          <w:rFonts w:ascii="Times New Roman" w:hAnsi="Times New Roman" w:eastAsia="仿宋_GB2312"/>
-          <w:b w:val="0"/>
-          <w:sz w:val="28"/>
-        </w:rPr>
-        <w:t>[17] XU T, MENG H, ZHU J, et al. Considering the life-cycle cost of distributed energy-storage planning in distribution grids[J]. Applied Sciences, 2018, 8(12): 2615.</w:t>
-      </w:r>
-    </w:p>
-    <w:p>
-      <w:pPr>
-        <w:spacing w:before="0" w:after="0" w:line="560" w:lineRule="exact"/>
-        <w:jc w:val="both"/>
-        <w:ind w:firstLineChars="200" w:firstLine="200"/>
-      </w:pPr>
-      <w:r>
-        <w:rPr>
-          <w:rFonts w:ascii="Times New Roman" w:hAnsi="Times New Roman" w:eastAsia="仿宋_GB2312"/>
-          <w:b w:val="0"/>
-          <w:sz w:val="28"/>
-        </w:rPr>
-        <w:t>[18] HUANG J, SUN Z, XIE H, et al. Optimal substation capacity planning method in high-density load areas considering renewable energy[J]. Energy Reports, 2023, 9: 1520-1530.</w:t>
-      </w:r>
-    </w:p>
-    <w:p>
-      <w:pPr>
-        <w:spacing w:before="0" w:after="0" w:line="560" w:lineRule="exact"/>
-        <w:jc w:val="both"/>
-        <w:ind w:firstLineChars="200" w:firstLine="200"/>
-      </w:pPr>
-      <w:r>
-        <w:rPr>
-          <w:rFonts w:ascii="Times New Roman" w:hAnsi="Times New Roman" w:eastAsia="仿宋_GB2312"/>
-          <w:b w:val="0"/>
-          <w:sz w:val="28"/>
-        </w:rPr>
-        <w:t>[19] ZENG W, FAN J, ZHANG W, et al. Whole life cycle cost analysis of transmission lines using the economic life interval method[J]. Energies, 2023, 16(23): 7804.</w:t>
-      </w:r>
-    </w:p>
-    <w:p>
-      <w:pPr>
-        <w:spacing w:before="0" w:after="0" w:line="560" w:lineRule="exact"/>
-        <w:jc w:val="both"/>
-        <w:ind w:firstLineChars="200" w:firstLine="200"/>
-      </w:pPr>
-      <w:r>
-        <w:rPr>
-          <w:rFonts w:ascii="Times New Roman" w:hAnsi="Times New Roman" w:eastAsia="仿宋_GB2312"/>
-          <w:b w:val="0"/>
-          <w:sz w:val="28"/>
-        </w:rPr>
-        <w:t>[20] 肖峻, 刘柔嘉, 龙梦皓. 变电容载比与下一级中压配电网络关系的量化分析[J]. 电力建设, 2015, 36(11): 45-50.</w:t>
-      </w:r>
-    </w:p>
-    <w:p>
-      <w:pPr>
-        <w:spacing w:before="0" w:after="0" w:line="560" w:lineRule="exact"/>
-        <w:jc w:val="both"/>
-        <w:ind w:firstLineChars="200" w:firstLine="200"/>
-      </w:pPr>
-      <w:r>
-        <w:rPr>
-          <w:rFonts w:ascii="Times New Roman" w:hAnsi="Times New Roman" w:eastAsia="仿宋_GB2312"/>
-          <w:b w:val="0"/>
-          <w:sz w:val="28"/>
-        </w:rPr>
-        <w:t>[21] 陈浩, 张焰, 俞国勤, 等. 多电压等级配电网最优容载比的计算方法[J]. 电气应用, 2011, 30(1): 25-29.</w:t>
-      </w:r>
-    </w:p>
-    <w:p>
-      <w:pPr>
-        <w:spacing w:before="0" w:after="0" w:line="560" w:lineRule="exact"/>
-        <w:jc w:val="both"/>
-        <w:ind w:firstLineChars="200" w:firstLine="200"/>
-      </w:pPr>
-      <w:r>
-        <w:rPr>
-          <w:rFonts w:ascii="Times New Roman" w:hAnsi="Times New Roman" w:eastAsia="仿宋_GB2312"/>
-          <w:b w:val="0"/>
-          <w:sz w:val="28"/>
-        </w:rPr>
-        <w:t>[22] 王凯亮, 何卓怡, 叶健鹏, 等. 多电压等级电网协同规划的容载比优化配置方法[J]. 南方电网技术, 2025, 19(7): 131-139.</w:t>
-      </w:r>
-    </w:p>
-    <w:p>
-      <w:pPr>
-        <w:spacing w:before="0" w:after="0" w:line="560" w:lineRule="exact"/>
-        <w:jc w:val="both"/>
-        <w:ind w:firstLineChars="200" w:firstLine="200"/>
-      </w:pPr>
-      <w:r>
-        <w:rPr>
-          <w:rFonts w:ascii="Times New Roman" w:hAnsi="Times New Roman" w:eastAsia="仿宋_GB2312"/>
-          <w:b w:val="0"/>
-          <w:sz w:val="28"/>
-        </w:rPr>
-        <w:t>[23] 刘文霞, 刘其达, 邓诗语, 等. 基于容载比色带的区域配电网充裕性分析[J]. 华北电力大学学报（自然科学版）, 2022, 49(2): 1-12, 22.</w:t>
-      </w:r>
-    </w:p>
-    <w:p>
-      <w:pPr>
-        <w:spacing w:before="0" w:after="0" w:line="560" w:lineRule="exact"/>
-        <w:jc w:val="both"/>
-        <w:ind w:firstLineChars="200" w:firstLine="200"/>
-      </w:pPr>
-      <w:r>
-        <w:rPr>
-          <w:rFonts w:ascii="Times New Roman" w:hAnsi="Times New Roman" w:eastAsia="仿宋_GB2312"/>
-          <w:b w:val="0"/>
-          <w:sz w:val="28"/>
-        </w:rPr>
-        <w:t>[24] 刘炜彬, 梁咏秋, 李锡刚, 等. 面向精细化规划的容载比参数优化方法研究[J]. 电气工程学报, 2025, 20(1): 208-217.</w:t>
-      </w:r>
-    </w:p>
-    <w:p>
-      <w:pPr>
-        <w:spacing w:before="0" w:after="0" w:line="560" w:lineRule="exact"/>
-        <w:jc w:val="both"/>
-        <w:ind w:firstLineChars="200" w:firstLine="200"/>
-      </w:pPr>
-      <w:r>
-        <w:rPr>
-          <w:rFonts w:ascii="Times New Roman" w:hAnsi="Times New Roman" w:eastAsia="仿宋_GB2312"/>
-          <w:b w:val="0"/>
-          <w:sz w:val="28"/>
-        </w:rPr>
-        <w:t>[25] 马雨欣, 林凌雪. 面向配电网精准规划的最大供电能力评估方法[J]. 现代电力, 2025, 42(6): 1120-1130.</w:t>
-      </w:r>
-    </w:p>
-    <w:p>
-      <w:pPr>
-        <w:spacing w:before="0" w:after="0" w:line="560" w:lineRule="exact"/>
-        <w:jc w:val="both"/>
-        <w:ind w:firstLineChars="200" w:firstLine="200"/>
-      </w:pPr>
-      <w:r>
-        <w:rPr>
-          <w:rFonts w:ascii="Times New Roman" w:hAnsi="Times New Roman" w:eastAsia="仿宋_GB2312"/>
-          <w:b w:val="0"/>
-          <w:sz w:val="28"/>
-        </w:rPr>
-        <w:t>[26] 王守相, 尹孜阳, 赵倩宇. 考虑多供电层级耦合的中低压配电网分布式光伏承载力一体化精细评估方法[J]. 电工技术学报, 2025, 40(6): 1930-1942.</w:t>
-      </w:r>
-    </w:p>
-    <w:p>
-      <w:pPr>
-        <w:spacing w:before="0" w:after="0" w:line="560" w:lineRule="exact"/>
-        <w:jc w:val="both"/>
-        <w:ind w:firstLineChars="200" w:firstLine="200"/>
-      </w:pPr>
-      <w:r>
-        <w:rPr>
-          <w:rFonts w:ascii="Times New Roman" w:hAnsi="Times New Roman" w:eastAsia="仿宋_GB2312"/>
-          <w:b w:val="0"/>
-          <w:sz w:val="28"/>
-        </w:rPr>
-        <w:t>[27] 王方敏, 顼佳宇, 苏宁, 等. 新型电力系统风险抑制下分布式光伏承载力概率评估方法[J]. 中国电力, 2025, 58(6): 33-44.</w:t>
-      </w:r>
-    </w:p>
-    <w:p>
-      <w:pPr>
-        <w:spacing w:before="0" w:after="0" w:line="560" w:lineRule="exact"/>
-        <w:jc w:val="both"/>
-        <w:ind w:firstLineChars="200" w:firstLine="200"/>
-      </w:pPr>
-      <w:r>
-        <w:rPr>
-          <w:rFonts w:ascii="Times New Roman" w:hAnsi="Times New Roman" w:eastAsia="仿宋_GB2312"/>
-          <w:b w:val="0"/>
-          <w:sz w:val="28"/>
-        </w:rPr>
-        <w:t>[28] 宋钰, 郭玥, 王旭阳, 等. 分布式光伏接入配电网安全经济承载力评估[J]. 浙江电力, 2025, 44(11): 93-102.</w:t>
-      </w:r>
-    </w:p>
-    <w:p>
-      <w:pPr>
-        <w:spacing w:before="0" w:after="0" w:line="560" w:lineRule="exact"/>
-        <w:jc w:val="both"/>
-        <w:ind w:firstLineChars="200" w:firstLine="200"/>
-      </w:pPr>
-      <w:r>
-        <w:rPr>
-          <w:rFonts w:ascii="Times New Roman" w:hAnsi="Times New Roman" w:eastAsia="仿宋_GB2312"/>
-          <w:b w:val="0"/>
-          <w:sz w:val="28"/>
-        </w:rPr>
-        <w:t>[29] 李敬如, 白宇, 王旭阳, 等. 考虑主配协同的分布式光伏接入电网安全经济承载力计算方法[J]. 电力建设, 2025, 46(10): 113-121.</w:t>
-      </w:r>
-    </w:p>
-    <w:p>
-      <w:pPr>
-        <w:spacing w:before="0" w:after="0" w:line="560" w:lineRule="exact"/>
-        <w:jc w:val="both"/>
-        <w:ind w:firstLineChars="200" w:firstLine="200"/>
-      </w:pPr>
-      <w:r>
-        <w:rPr>
-          <w:rFonts w:ascii="Times New Roman" w:hAnsi="Times New Roman" w:eastAsia="仿宋_GB2312"/>
-          <w:b w:val="0"/>
-          <w:sz w:val="28"/>
-        </w:rPr>
-        <w:t>[30] 徐非非, 等. 计及不确定性的配电网分布式光伏承载能力区间分析方法[J]. 浙江电力, 2023, 42(11): 86-95.</w:t>
-      </w:r>
-    </w:p>
-    <w:p>
-      <w:pPr>
-        <w:spacing w:before="0" w:after="0" w:line="560" w:lineRule="exact"/>
-        <w:jc w:val="both"/>
-        <w:ind w:firstLineChars="200" w:firstLine="200"/>
-      </w:pPr>
-      <w:r>
-        <w:rPr>
-          <w:rFonts w:ascii="Times New Roman" w:hAnsi="Times New Roman" w:eastAsia="仿宋_GB2312"/>
-          <w:b w:val="0"/>
-          <w:sz w:val="28"/>
-        </w:rPr>
-        <w:t>[31] 龚锐, 李华强, 许立雄. 面向配电网综合承载力提升的储能优化配置方法[J]. 电网技术, 2025, 49(9): 3860-3868.</w:t>
-      </w:r>
-    </w:p>
-    <w:p>
-      <w:pPr>
-        <w:spacing w:before="0" w:after="0" w:line="560" w:lineRule="exact"/>
-        <w:jc w:val="both"/>
-        <w:ind w:firstLineChars="200" w:firstLine="200"/>
-      </w:pPr>
-      <w:r>
-        <w:rPr>
-          <w:rFonts w:ascii="Times New Roman" w:hAnsi="Times New Roman" w:eastAsia="仿宋_GB2312"/>
-          <w:b w:val="0"/>
-          <w:sz w:val="28"/>
-        </w:rPr>
-        <w:t>[32] 梁志峰, 康重庆, 隋凌峰, 等. 含高比例分布式光伏的主配网运行风险评估与防控策略研究[J]. 清华大学学报（自然科学版）, 2024, 64(11): 1964-1978.</w:t>
-      </w:r>
-    </w:p>
-    <w:p>
-      <w:pPr>
-        <w:spacing w:before="0" w:after="0" w:line="560" w:lineRule="exact"/>
-        <w:jc w:val="both"/>
-        <w:ind w:firstLineChars="200" w:firstLine="200"/>
-      </w:pPr>
-      <w:r>
-        <w:rPr>
-          <w:rFonts w:ascii="Times New Roman" w:hAnsi="Times New Roman" w:eastAsia="仿宋_GB2312"/>
-          <w:b w:val="0"/>
-          <w:sz w:val="28"/>
-        </w:rPr>
-        <w:t>[33] 黄海泉, 等. 新型配电网分布式储能系统方案及配置研究综述[J]. 南方能源建设, 2024, 11(4): 42-53.</w:t>
-      </w:r>
-    </w:p>
-    <w:p>
-      <w:pPr>
-        <w:spacing w:before="0" w:after="0" w:line="560" w:lineRule="exact"/>
-        <w:jc w:val="both"/>
-        <w:ind w:firstLineChars="200" w:firstLine="200"/>
-      </w:pPr>
-      <w:r>
-        <w:rPr>
-          <w:rFonts w:ascii="Times New Roman" w:hAnsi="Times New Roman" w:eastAsia="仿宋_GB2312"/>
-          <w:b w:val="0"/>
-          <w:sz w:val="28"/>
-        </w:rPr>
-        <w:t>[34] 贺春光, 王林峰, 曹媛, 等. 考虑综合收益的多电压等级配电网柔性互联装置协同规划方法[J]. 中国电力, 2025, 58(1): 78-84.</w:t>
-      </w:r>
-    </w:p>
-    <w:p>
-      <w:pPr>
-        <w:spacing w:before="0" w:after="0" w:line="560" w:lineRule="exact"/>
-        <w:jc w:val="both"/>
-        <w:ind w:firstLineChars="200" w:firstLine="200"/>
-      </w:pPr>
-      <w:r>
-        <w:rPr>
-          <w:rFonts w:ascii="Times New Roman" w:hAnsi="Times New Roman" w:eastAsia="仿宋_GB2312"/>
-          <w:b w:val="0"/>
-          <w:sz w:val="28"/>
-        </w:rPr>
-        <w:t>[35] 徐峰亮, 王克谦, 等. 计及运行灵活性的中压配电系统源—网—储协同扩展规划[J]. 中国电力, 2024, 57(7): 98-108.</w:t>
-      </w:r>
-    </w:p>
-    <w:p>
-      <w:pPr>
-        <w:spacing w:before="0" w:after="0" w:line="560" w:lineRule="exact"/>
-        <w:jc w:val="both"/>
-        <w:ind w:firstLineChars="200" w:firstLine="200"/>
-      </w:pPr>
-      <w:r>
-        <w:rPr>
-          <w:rFonts w:ascii="Times New Roman" w:hAnsi="Times New Roman" w:eastAsia="仿宋_GB2312"/>
-          <w:b w:val="0"/>
-          <w:sz w:val="28"/>
-        </w:rPr>
-        <w:t>[36] 乐健, 王靖, 廖小兵, 等. 基于随机场景的配电网源网储协同规划方法[J]. 电力系统保护与控制, 2025, 53(4): 132-147.</w:t>
-      </w:r>
-    </w:p>
-    <w:p>
-      <w:pPr>
-        <w:spacing w:before="0" w:after="0" w:line="560" w:lineRule="exact"/>
-        <w:jc w:val="both"/>
-        <w:ind w:firstLineChars="200" w:firstLine="200"/>
-      </w:pPr>
-      <w:r>
-        <w:rPr>
-          <w:rFonts w:ascii="Times New Roman" w:hAnsi="Times New Roman" w:eastAsia="仿宋_GB2312"/>
-          <w:b w:val="0"/>
-          <w:sz w:val="28"/>
-        </w:rPr>
-        <w:t>[37] 龚玺, 徐金阁, 卢炜. 江苏电网负荷变化特征研究[J]. 电气工程, 2023, 11(3): 137-143.</w:t>
-      </w:r>
-    </w:p>
-    <w:p>
-      <w:pPr>
-        <w:spacing w:before="0" w:after="0" w:line="560" w:lineRule="exact"/>
-        <w:jc w:val="both"/>
-        <w:ind w:firstLineChars="200" w:firstLine="200"/>
-      </w:pPr>
-      <w:r>
-        <w:rPr>
-          <w:rFonts w:ascii="Times New Roman" w:hAnsi="Times New Roman" w:eastAsia="仿宋_GB2312"/>
-          <w:b w:val="0"/>
-          <w:sz w:val="28"/>
-        </w:rPr>
-        <w:t>[38] 吕达夫. 考虑源荷不确定性的分布式光伏承载能力评估[J]. 上海电力大学学报, 2024, 40(6): 579-586.</w:t>
-      </w:r>
-    </w:p>
-    <w:p>
-      <w:pPr>
-        <w:spacing w:before="0" w:after="0" w:line="560" w:lineRule="exact"/>
-        <w:jc w:val="both"/>
-        <w:ind w:firstLineChars="200" w:firstLine="200"/>
-      </w:pPr>
-      <w:r>
-        <w:rPr>
-          <w:rFonts w:ascii="Times New Roman" w:hAnsi="Times New Roman" w:eastAsia="仿宋_GB2312"/>
-          <w:b w:val="0"/>
-          <w:sz w:val="28"/>
-        </w:rPr>
-        <w:t>[39] 张全, 等. 基于全生命周期投入产出效益的电网规划精准投资方法[J]. 中国电力, 2018, 51(10): 171-177.</w:t>
-      </w:r>
-    </w:p>
-    <w:p>
-      <w:pPr>
-        <w:spacing w:before="0" w:after="0" w:line="560" w:lineRule="exact"/>
-        <w:jc w:val="both"/>
-        <w:ind w:firstLineChars="200" w:firstLine="200"/>
-      </w:pPr>
-      <w:r>
-        <w:rPr>
-          <w:rFonts w:ascii="Times New Roman" w:hAnsi="Times New Roman" w:eastAsia="仿宋_GB2312"/>
-          <w:b w:val="0"/>
-          <w:sz w:val="28"/>
-        </w:rPr>
-        <w:t>[40] 何凯, 等. 基于全成本电价的电网规划方案评估与优选[J]. 中国电力, 2020, 53(3): 66-75.</w:t>
-      </w:r>
-    </w:p>
-    <w:p>
-      <w:pPr>
-        <w:spacing w:before="0" w:after="0" w:line="560" w:lineRule="exact"/>
-        <w:jc w:val="both"/>
-        <w:ind w:firstLineChars="200" w:firstLine="200"/>
-      </w:pPr>
-      <w:r>
-        <w:rPr>
-          <w:rFonts w:ascii="Times New Roman" w:hAnsi="Times New Roman" w:eastAsia="仿宋_GB2312"/>
-          <w:b w:val="0"/>
-          <w:sz w:val="28"/>
-        </w:rPr>
-        <w:t>[41] 武小琳, 等. 基于 LM-CNN 的输变电工程造价自动计算模型[J]. 中国电力, 2023, 56(2): 157-163.</w:t>
-      </w:r>
-    </w:p>
-    <w:p>
-      <w:pPr>
-        <w:spacing w:before="0" w:after="0" w:line="560" w:lineRule="exact"/>
-        <w:jc w:val="both"/>
-        <w:ind w:firstLineChars="200" w:firstLine="200"/>
-      </w:pPr>
-      <w:r>
-        <w:rPr>
-          <w:rFonts w:ascii="Times New Roman" w:hAnsi="Times New Roman" w:eastAsia="仿宋_GB2312"/>
-          <w:b w:val="0"/>
-          <w:sz w:val="28"/>
-        </w:rPr>
-        <w:t>[42] 黄碧斌, 等. 计及电网改造的高渗透率分布式光伏优化规划[J]. 电力建设, 2015, 36(10): 82-86.</w:t>
-      </w:r>
-    </w:p>
-    <w:p>
-      <w:pPr>
-        <w:spacing w:before="0" w:after="0" w:line="560" w:lineRule="exact"/>
-        <w:jc w:val="both"/>
-        <w:ind w:firstLineChars="200" w:firstLine="200"/>
-      </w:pPr>
-      <w:r>
-        <w:rPr>
-          <w:rFonts w:ascii="Times New Roman" w:hAnsi="Times New Roman" w:eastAsia="仿宋_GB2312"/>
-          <w:b w:val="0"/>
-          <w:sz w:val="28"/>
-        </w:rPr>
-        <w:t>[43] 罗宁, 贺墨琳, 高华, 等. 基于改进的 AHP-CRITIC 组合赋权与可拓评估模型的配电网综合评价方法[J]. 电力系统保护与控制, 2021, 49(16): 86-96.</w:t>
-      </w:r>
-    </w:p>
-    <w:p>
-      <w:pPr>
-        <w:spacing w:before="0" w:after="0" w:line="560" w:lineRule="exact"/>
-        <w:jc w:val="both"/>
-        <w:ind w:firstLineChars="200" w:firstLine="200"/>
-      </w:pPr>
-      <w:r>
-        <w:rPr>
-          <w:rFonts w:ascii="Times New Roman" w:hAnsi="Times New Roman" w:eastAsia="仿宋_GB2312"/>
-          <w:b w:val="0"/>
-          <w:sz w:val="28"/>
-        </w:rPr>
-        <w:t>[44] 谢天祥, 赏炜, 高捷. 基于数据驱动的配电网“三级弹性”精准规划方法研究[J]. 电气工程, 2022, 10(3): 139-153.</w:t>
-      </w:r>
-    </w:p>
-    <w:p>
-      <w:pPr>
-        <w:spacing w:before="0" w:after="0" w:line="560" w:lineRule="exact"/>
-        <w:jc w:val="both"/>
-        <w:ind w:firstLineChars="200" w:firstLine="200"/>
-      </w:pPr>
-      <w:r>
-        <w:rPr>
-          <w:rFonts w:ascii="Times New Roman" w:hAnsi="Times New Roman" w:eastAsia="仿宋_GB2312"/>
-          <w:b w:val="0"/>
-          <w:sz w:val="28"/>
-        </w:rPr>
-        <w:t>[45] 陈璨, 白明辉, 张婉明, 等. 分布式光伏边界渗透率快速定位及消纳方案择优[J]. 中国电力, 2022, 55(8): 40-49.</w:t>
-      </w:r>
-    </w:p>
-    <w:p>
-      <w:pPr>
-        <w:spacing w:before="0" w:after="0" w:line="560" w:lineRule="exact"/>
-        <w:jc w:val="both"/>
-        <w:ind w:firstLineChars="200" w:firstLine="200"/>
-      </w:pPr>
-      <w:r>
-        <w:rPr>
-          <w:rFonts w:ascii="Times New Roman" w:hAnsi="Times New Roman" w:eastAsia="仿宋_GB2312"/>
-          <w:b w:val="0"/>
-          <w:sz w:val="28"/>
-        </w:rPr>
-        <w:t>[46] 孙东磊, 孙毅, 刘蕊, 等. 计及多层级配电网的分布式新能源最大消纳空间分解测算[J]. 中国电力, 2024, 57(8): 108-114.</w:t>
-      </w:r>
-    </w:p>
-    <w:p>
-      <w:pPr>
-        <w:spacing w:before="0" w:after="0" w:line="560" w:lineRule="exact"/>
-        <w:jc w:val="both"/>
-        <w:ind w:firstLineChars="200" w:firstLine="200"/>
-      </w:pPr>
-      <w:r>
-        <w:rPr>
-          <w:rFonts w:ascii="Times New Roman" w:hAnsi="Times New Roman" w:eastAsia="仿宋_GB2312"/>
-          <w:b w:val="0"/>
-          <w:sz w:val="28"/>
-        </w:rPr>
-        <w:t>[47] 金勇, 刘俊勇, 张曦, 等. 基于功能单元的高压配电网负荷转供分层优化模型[J]. 工程科学与技术, 2017, 49(3): 179-190.</w:t>
+        <w:t>[48] 中国电力企业联合会. 新型储能项目定额及费用计算规定（锂离子电池储能电站分册）：中电联定额〔2023〕366 号[Z]. 2023.</w:t>
       </w:r>
     </w:p>
     <w:sectPr>
